--- a/data/outputs/v2/Physics/SS2.1_Properties_of_Waves/Physics_Properties_of_Waves_SummaryTable.docx
+++ b/data/outputs/v2/Physics/SS2.1_Properties_of_Waves/Physics_Properties_of_Waves_SummaryTable.docx
@@ -38,6 +38,177 @@
           <w:szCs w:val="22"/>
         </w:rPr>
         <w:t xml:space="preserve">Sub-Strand 2.1: Properties of Waves — Teacher Reference (Pre-filled)</w:t>
+      </w:r>
+    </w:p>
+    <w:p>
+      <w:pPr>
+        <w:spacing w:after="80" w:before="120"/>
+      </w:pPr>
+      <w:r>
+        <w:rPr>
+          <w:rFonts w:ascii="Arial" w:cs="Arial" w:eastAsia="Arial" w:hAnsi="Arial"/>
+          <w:b/>
+          <w:bCs/>
+          <w:color w:val="1F3864"/>
+          <w:sz w:val="20"/>
+          <w:szCs w:val="20"/>
+        </w:rPr>
+        <w:t xml:space="preserve">ATTRIBUTION AND LICENSING</w:t>
+      </w:r>
+    </w:p>
+    <w:p>
+      <w:pPr>
+        <w:spacing w:after="60" w:before="0"/>
+      </w:pPr>
+      <w:r>
+        <w:rPr>
+          <w:rFonts w:ascii="Arial" w:cs="Arial" w:eastAsia="Arial" w:hAnsi="Arial"/>
+          <w:b/>
+          <w:bCs/>
+          <w:sz w:val="17"/>
+          <w:szCs w:val="17"/>
+        </w:rPr>
+        <w:t xml:space="preserve">Curriculum Alignment: </w:t>
+      </w:r>
+      <w:r>
+        <w:rPr>
+          <w:rFonts w:ascii="Arial" w:cs="Arial" w:eastAsia="Arial" w:hAnsi="Arial"/>
+          <w:sz w:val="17"/>
+          <w:szCs w:val="17"/>
+        </w:rPr>
+        <w:t xml:space="preserve">Structured in pedagogical alignment with the competence-based curriculum format and learning outcomes established by the Kenya Institute of Curriculum Development (KICD). This material is independently developed and is not officially endorsed or published by KICD.</w:t>
+      </w:r>
+    </w:p>
+    <w:p>
+      <w:pPr>
+        <w:spacing w:after="60" w:before="0"/>
+      </w:pPr>
+      <w:r>
+        <w:rPr>
+          <w:rFonts w:ascii="Arial" w:cs="Arial" w:eastAsia="Arial" w:hAnsi="Arial"/>
+          <w:b/>
+          <w:bCs/>
+          <w:sz w:val="17"/>
+          <w:szCs w:val="17"/>
+        </w:rPr>
+        <w:t xml:space="preserve">Content &amp; Pedagogy: </w:t>
+      </w:r>
+      <w:r>
+        <w:rPr>
+          <w:rFonts w:ascii="Arial" w:cs="Arial" w:eastAsia="Arial" w:hAnsi="Arial"/>
+          <w:sz w:val="17"/>
+          <w:szCs w:val="17"/>
+        </w:rPr>
+        <w:t xml:space="preserve">Developed and adapted by the educator team at SeaVuria (registered 501(c)(3) in the United States and registered NGO in Kenya, No. 872-850A-BF11), who designed the pedagogical framework, lesson templates and exemplar lessons on which this material is based.</w:t>
+      </w:r>
+    </w:p>
+    <w:p>
+      <w:pPr>
+        <w:spacing w:after="60" w:before="0"/>
+      </w:pPr>
+      <w:r>
+        <w:rPr>
+          <w:rFonts w:ascii="Arial" w:cs="Arial" w:eastAsia="Arial" w:hAnsi="Arial"/>
+          <w:b/>
+          <w:bCs/>
+          <w:sz w:val="17"/>
+          <w:szCs w:val="17"/>
+        </w:rPr>
+        <w:t xml:space="preserve">Production &amp; Layout: </w:t>
+      </w:r>
+      <w:r>
+        <w:rPr>
+          <w:rFonts w:ascii="Arial" w:cs="Arial" w:eastAsia="Arial" w:hAnsi="Arial"/>
+          <w:sz w:val="17"/>
+          <w:szCs w:val="17"/>
+        </w:rPr>
+        <w:t xml:space="preserve">Educational design and curriculum sequencing by SeaVuria. Technical layout, structural formatting, and digital optimization/implementation executed in partnership with ARES Education (registered 501(c)(3) in the United States and Canada (as Afretech Aid) and registered NGO in Kenya), with lesson drafting and compilation assisted by AI (Claude, Anthropic).</w:t>
+      </w:r>
+    </w:p>
+    <w:p>
+      <w:pPr>
+        <w:pBdr>
+          <w:bottom w:val="single" w:color="1F3864" w:sz="6" w:space="6"/>
+        </w:pBdr>
+        <w:spacing w:after="60" w:before="0"/>
+      </w:pPr>
+      <w:r>
+        <w:rPr>
+          <w:rFonts w:ascii="Arial" w:cs="Arial" w:eastAsia="Arial" w:hAnsi="Arial"/>
+          <w:b/>
+          <w:bCs/>
+          <w:sz w:val="17"/>
+          <w:szCs w:val="17"/>
+        </w:rPr>
+        <w:t xml:space="preserve">Licensing &amp; Copyright: </w:t>
+      </w:r>
+      <w:r>
+        <w:rPr>
+          <w:rFonts w:ascii="Arial" w:cs="Arial" w:eastAsia="Arial" w:hAnsi="Arial"/>
+          <w:sz w:val="17"/>
+          <w:szCs w:val="17"/>
+        </w:rPr>
+        <w:t xml:space="preserve">© 2026 SeaVuria and ARES. This work is licensed under a </w:t>
+      </w:r>
+      <w:hyperlink w:history="1" r:id="rIdyk1qqhk66mz0owbajvbvs">
+        <w:r>
+          <w:rPr>
+            <w:rFonts w:ascii="Arial" w:cs="Arial" w:eastAsia="Arial" w:hAnsi="Arial"/>
+            <w:color w:val="1F6B75"/>
+            <w:sz w:val="17"/>
+            <w:szCs w:val="17"/>
+            <w:u w:val="single" w:color="1F6B75"/>
+          </w:rPr>
+          <w:t xml:space="preserve">Creative Commons Attribution-NonCommercial 4.0 International License</w:t>
+        </w:r>
+      </w:hyperlink>
+      <w:r>
+        <w:rPr>
+          <w:rFonts w:ascii="Arial" w:cs="Arial" w:eastAsia="Arial" w:hAnsi="Arial"/>
+          <w:sz w:val="17"/>
+          <w:szCs w:val="17"/>
+        </w:rPr>
+        <w:t xml:space="preserve"> (</w:t>
+      </w:r>
+      <w:hyperlink w:history="1" r:id="rIdxp40z8kpkvsiq6eiuy7m_">
+        <w:r>
+          <w:rPr>
+            <w:rFonts w:ascii="Arial" w:cs="Arial" w:eastAsia="Arial" w:hAnsi="Arial"/>
+            <w:color w:val="1F6B75"/>
+            <w:sz w:val="17"/>
+            <w:szCs w:val="17"/>
+            <w:u w:val="single" w:color="1F6B75"/>
+          </w:rPr>
+          <w:t xml:space="preserve">CC BY-NC 4.0</w:t>
+        </w:r>
+      </w:hyperlink>
+      <w:r>
+        <w:rPr>
+          <w:rFonts w:ascii="Arial" w:cs="Arial" w:eastAsia="Arial" w:hAnsi="Arial"/>
+          <w:sz w:val="17"/>
+          <w:szCs w:val="17"/>
+        </w:rPr>
+        <w:t xml:space="preserve">). To view a copy of this license, visit </w:t>
+      </w:r>
+      <w:hyperlink w:history="1" r:id="rIdkhcvwlofz28ehprxym_l8">
+        <w:r>
+          <w:rPr>
+            <w:rFonts w:ascii="Arial" w:cs="Arial" w:eastAsia="Arial" w:hAnsi="Arial"/>
+            <w:color w:val="1F6B75"/>
+            <w:sz w:val="17"/>
+            <w:szCs w:val="17"/>
+            <w:u w:val="single" w:color="1F6B75"/>
+          </w:rPr>
+          <w:t xml:space="preserve">https://creativecommons.org/licenses/by-nc/4.0/</w:t>
+        </w:r>
+      </w:hyperlink>
+      <w:r>
+        <w:rPr>
+          <w:rFonts w:ascii="Arial" w:cs="Arial" w:eastAsia="Arial" w:hAnsi="Arial"/>
+          <w:sz w:val="17"/>
+          <w:szCs w:val="17"/>
+        </w:rPr>
+        <w:t xml:space="preserve">. You are free to copy, redistribute, and adapt this material in any medium or format, provided appropriate credit is given and the material is not used for commercial purposes. KICD learning outcomes and curriculum designations reproduced here for alignment purposes remain the property of KICD and are not covered by this license. Linked external resources (e.g. CK-12, Khan Academy, PhET) are subject to their own licenses.</w:t>
       </w:r>
     </w:p>
     <w:p>

--- a/data/outputs/v2/Physics/SS2.1_Properties_of_Waves/Physics_Properties_of_Waves_SummaryTable.docx
+++ b/data/outputs/v2/Physics/SS2.1_Properties_of_Waves/Physics_Properties_of_Waves_SummaryTable.docx
@@ -150,7 +150,7 @@
         </w:rPr>
         <w:t xml:space="preserve">© 2026 SeaVuria and ARES. This work is licensed under a </w:t>
       </w:r>
-      <w:hyperlink w:history="1" r:id="rIdyk1qqhk66mz0owbajvbvs">
+      <w:hyperlink w:history="1" r:id="rIdu3vt1pz7h2wbqet1xwajn">
         <w:r>
           <w:rPr>
             <w:rFonts w:ascii="Arial" w:cs="Arial" w:eastAsia="Arial" w:hAnsi="Arial"/>
@@ -170,7 +170,7 @@
         </w:rPr>
         <w:t xml:space="preserve"> (</w:t>
       </w:r>
-      <w:hyperlink w:history="1" r:id="rIdxp40z8kpkvsiq6eiuy7m_">
+      <w:hyperlink w:history="1" r:id="rId0cutnr6o_afpd6iywtxgr">
         <w:r>
           <w:rPr>
             <w:rFonts w:ascii="Arial" w:cs="Arial" w:eastAsia="Arial" w:hAnsi="Arial"/>
@@ -190,7 +190,7 @@
         </w:rPr>
         <w:t xml:space="preserve">). To view a copy of this license, visit </w:t>
       </w:r>
-      <w:hyperlink w:history="1" r:id="rIdkhcvwlofz28ehprxym_l8">
+      <w:hyperlink w:history="1" r:id="rId_ctn62shuvvb5icaellvc">
         <w:r>
           <w:rPr>
             <w:rFonts w:ascii="Arial" w:cs="Arial" w:eastAsia="Arial" w:hAnsi="Arial"/>

--- a/data/outputs/v2/Physics/SS2.1_Properties_of_Waves/Physics_Properties_of_Waves_SummaryTable.docx
+++ b/data/outputs/v2/Physics/SS2.1_Properties_of_Waves/Physics_Properties_of_Waves_SummaryTable.docx
@@ -564,7 +564,7 @@
                 <w:sz w:val="18"/>
                 <w:szCs w:val="18"/>
               </w:rPr>
-              <w:t xml:space="preserve">Students listened to an audio clip of a matatu horn Doppler-shifting as it passed and noted an FM radio signal cutting out inside the Kabete tunnel. They recorded their initial noticings and wonderings on sticky notes for the class Driving Question Board (DQB). Key teacher move: cold-call at least 4 students to share observations before accepting any explanations — enforce the observe/explain distinction explicitly.</w:t>
+              <w:t xml:space="preserve">Students observed (via live buzzer demonstration and PhET Sound simulation) that a moving sound source produces a pitch change — higher as it approaches, lower as it moves away. They also observed from the tunnel diagram that FM waves (~2.9 m wavelength) are smaller than the Kabete tunnel width (~8 m), while AM waves (~529 m) are far larger than the tunnel.</w:t>
             </w:r>
           </w:p>
         </w:tc>
@@ -596,7 +596,7 @@
                 <w:sz w:val="18"/>
                 <w:szCs w:val="18"/>
               </w:rPr>
-              <w:t xml:space="preserve">Sound and radio signals are both wave phenomena. Waves transfer energy from one place to another without permanently displacing the medium through which they travel (e.g., a rope wave moves energy along the rope, but the rope itself does not travel). The two anchoring phenomena — the pitch shift and the signal loss — are not unrelated accidents; they are symptoms of universal wave behaviour that this sub-strand will unpack systematically.</w:t>
+              <w:t xml:space="preserve">Students learned that sound and radio signals are both wave phenomena, and that waves transfer energy without transferring matter. They learned that a wave can be represented as a drawing showing direction of travel, and that properties such as wavelength may be relevant to how a wave interacts with a physical barrier.</w:t>
             </w:r>
           </w:p>
         </w:tc>
@@ -628,7 +628,7 @@
                 <w:sz w:val="18"/>
                 <w:szCs w:val="18"/>
               </w:rPr>
-              <w:t xml:space="preserve">The matatu horn pitch-shift is caused by the Doppler effect: relative motion between source and observer compresses or stretches the wave pattern, changing the perceived frequency. The FM signal loss inside the Kabete tunnel is caused by a combination of reflection, interference, and poor diffraction of short-wavelength FM waves around the tunnel walls. Both phenomena will be fully explained only after all wave properties have been studied — making them ideal anchoring phenomena. Remind students to return to these two mysteries at the end of every lesson to update the DQB.</w:t>
+              <w:t xml:space="preserve">Students are not yet able to fully explain either part of the phenomenon — this is intentional. Partial emerging explanations include: (a) the pitch change is related to the motion of the matatu relative to the listener, and (b) the FM blackout may be related to the size of the wave relative to the size of the tunnel opening. Both explanations remain incomplete and will be refined across the unit.</w:t>
             </w:r>
           </w:p>
         </w:tc>
@@ -713,7 +713,7 @@
                 <w:sz w:val="18"/>
                 <w:szCs w:val="18"/>
               </w:rPr>
-              <w:t xml:space="preserve">Students generated waves on a long slinky (or knotted rope) stretched across the classroom floor, alternately shaking one end transversely and compressing-releasing it longitudinally. They also observed ripples spreading across a basin of water (or a video of Lake Victoria surface waves). A coloured ribbon tied to the middle of the slinky was watched carefully: it oscillated in place rather than travelling with the wave. Teacher should prompt: 'Watch the ribbon — where does it go?'</w:t>
+              <w:t xml:space="preserve">Students listened to an audio clip of the Doppler-shifted matatu horn and the AM/FM Kabete tunnel narration. They observed ocean wave images (Nyali Beach, Mombasa), a stadium crowd wave (Kasarani Stadium), and chai cup ripples. They used the PhET Sound Simulation to watch individual air particles move back and forth while the wave disturbance travels forward.</w:t>
             </w:r>
           </w:p>
         </w:tc>
@@ -745,7 +745,7 @@
                 <w:sz w:val="18"/>
                 <w:szCs w:val="18"/>
               </w:rPr>
-              <w:t xml:space="preserve">A wave is a disturbance that transfers energy from one point to another without net transfer of matter. Transverse waves (e.g., water ripples, electromagnetic waves including the FM signal from Classic 105 Nairobi) have particle oscillation perpendicular to the direction of wave travel, and display identifiable crests, troughs, and amplitude. Longitudinal waves (e.g., the matatu horn sound) have particle oscillation parallel to wave travel, with compressions and rarefactions instead of crests and troughs.</w:t>
+              <w:t xml:space="preserve">A wave is a disturbance that transfers energy from one point to another without transferring matter. Transverse waves have crests, troughs, amplitude, wavelength, a rest position, and a direction of travel distinct from the direction of particle vibration. Both the matatu horn sound and the Classic 105 FM / AM radio signals are waves — disturbances that carry energy from a source to a receiver.</w:t>
             </w:r>
           </w:p>
         </w:tc>
@@ -777,7 +777,7 @@
                 <w:sz w:val="18"/>
                 <w:szCs w:val="18"/>
               </w:rPr>
-              <w:t xml:space="preserve">The ribbon demonstration is the conceptual anchor: because the ribbon stays near its equilibrium position while the wave energy travels forward, students can see directly that matter is not transported. This directly challenges the common misconception that 'the wave carries the air along.' For the DQB: the matatu horn produces a longitudinal sound wave; the FM radio signal is a transverse electromagnetic wave — both obey the same fundamental definition. Pedagogical note: insist students draw labelled diagrams of both wave types before moving on; diagram accuracy predicts exam performance on this topic.</w:t>
+              <w:t xml:space="preserve">Students began to explain why the horn's pitch change and the FM/AM tunnel contrast are both wave phenomena by connecting the class wave definition to each part of the anchoring phenomenon. Their Running Wave Model (Lesson 2 entry) documents this first explanation attempt, and their 'still wondering' questions on the DQB identify the gaps — particularly around frequency, wavelength, and why different wave types behave differently in confined spaces like the Kabete tunnel — that subsequent lessons (3–12) will resolve.</w:t>
             </w:r>
           </w:p>
         </w:tc>
@@ -862,7 +862,7 @@
                 <w:sz w:val="18"/>
                 <w:szCs w:val="18"/>
               </w:rPr>
-              <w:t xml:space="preserve">Students used a ripple tank (or PhET 'Wave on a String' simulation) to observe that increasing the frequency of the source while the medium remains unchanged causes the wavelength to decrease proportionally, while the wave speed stays constant. They recorded frequency (f), wavelength (λ), and speed (v) in a table and computed v/f and v/λ for each row. Teacher should circulate and ask: 'What do you notice about the product f × λ each time?'</w:t>
+              <w:t xml:space="preserve">Using PhET: Wave on a String, students observed that when frequency was increased while wave speed was held constant, the wavelength decreased in proportion, and that the product of frequency and wavelength remained approximately equal to the wave speed across all four data rows.</w:t>
             </w:r>
           </w:p>
         </w:tc>
@@ -894,7 +894,7 @@
                 <w:sz w:val="18"/>
                 <w:szCs w:val="18"/>
               </w:rPr>
-              <w:t xml:space="preserve">The wave equation v = fλ expresses that wave speed equals frequency multiplied by wavelength. For a given medium, wave speed is fixed; therefore frequency and wavelength are inversely proportional. For FM radio waves (electromagnetic) travelling at the speed of light (c ≈ 3 × 10⁸ m/s), Classic 105 FM (105 MHz) has wavelength λ = 3×10⁸ / 105×10⁶ ≈ 2.86 m. For sound in air at ~340 m/s, a 340 Hz matatu horn has wavelength λ = 1 m.</w:t>
+              <w:t xml:space="preserve">The wave equation v = f lambda shows that wave speed equals frequency multiplied by wavelength. For radio waves travelling at the speed of light, Classic 105 FM at 105.2 MHz has a wavelength of approximately 2.85 m, while a typical AM signal at 567 kHz has a wavelength of approximately 529 m — nearly 200 times longer.</w:t>
             </w:r>
           </w:p>
         </w:tc>
@@ -926,7 +926,7 @@
                 <w:sz w:val="18"/>
                 <w:szCs w:val="18"/>
               </w:rPr>
-              <w:t xml:space="preserve">The equation v = fλ is the mathematical spine of the entire sub-strand. Every subsequent phenomenon — diffraction, resonance, Doppler — references this relationship. Pedagogical note: require students to show full substitution and unit analysis in every calculation; dropped units are the single largest source of lost marks in KCSE wave questions. Connect to DQB: the specific wavelengths of FM vs. AM radio are why they behave differently in the Kabete tunnel — a preview students should record as a 'partial answer' on the DQB.</w:t>
+              <w:t xml:space="preserve">The wave equation gives us the numerical tool to compare FM and AM waves. The very different wavelengths of FM (about 2.85 m) and AM (about 529 m) are our first quantitative clue to explain why the two signals behave differently in the Kabete tunnel. We cannot fully explain the tunnel mystery yet — that requires understanding diffraction in Lesson 6 — but we now have the numbers we need.</w:t>
             </w:r>
           </w:p>
         </w:tc>
@@ -1011,7 +1011,7 @@
                 <w:sz w:val="18"/>
                 <w:szCs w:val="18"/>
               </w:rPr>
-              <w:t xml:space="preserve">Students completed a card-sort activity matching wave vocabulary (amplitude, period, frequency, wavelength, crest, trough, compression, rarefaction, wave speed) to labelled diagrams of both transverse and longitudinal waves. They also measured the period of a pendulum (a simple accessible oscillator) by timing 20 complete oscillations and dividing, then computed frequency. Teacher: cold-call 3 students to explain the difference between amplitude and wavelength in their own words before whole-class correction.</w:t>
+              <w:t xml:space="preserve">Students used the PhET Wave on a String simulation to observe transverse waves and watched a slinky demonstration of longitudinal waves. They measured wavelength using the on-screen ruler at multiple frequencies, recorded data in a structured table, tracked individual coil motion in the slinky using a tape marker, and posted evidence and new questions on the class Driving Question Board.</w:t>
             </w:r>
           </w:p>
         </w:tc>
@@ -1043,7 +1043,7 @@
                 <w:sz w:val="18"/>
                 <w:szCs w:val="18"/>
               </w:rPr>
-              <w:t xml:space="preserve">Key wave vocabulary with precise definitions: Amplitude (A) — maximum displacement from equilibrium, measured in metres; determines energy carried. Period (T) — time for one complete oscillation (seconds); T = 1/f. Frequency (f) — number of complete waves per second (Hz); f = 1/T. Wavelength (λ) — distance between two successive identical points on a wave (e.g., crest to crest), in metres. Wave speed (v) — distance travelled per unit time (m/s). Compressions and rarefactions replace crests and troughs in longitudinal waves.</w:t>
+              <w:t xml:space="preserve">Students learned that waves are classified as transverse (particle oscillation perpendicular to wave travel, e.g., the FM radio signal from Classic 105) or longitudinal (particle oscillation parallel to wave travel, e.g., the sound from the matatu horn). They defined and applied amplitude, wavelength, frequency, period, and wave speed, and used v = fλ to calculate that the Classic 105 FM signal has a wavelength of approximately 2.85 m while a 567 kHz AM signal has a wavelength of approximately 529 m.</w:t>
             </w:r>
           </w:p>
         </w:tc>
@@ -1075,7 +1075,7 @@
                 <w:sz w:val="18"/>
                 <w:szCs w:val="18"/>
               </w:rPr>
-              <w:t xml:space="preserve">Precise vocabulary is non-negotiable in wave physics — examiners penalise conflation of amplitude with wavelength, or period with frequency. The pendulum activity grounds abstract definitions in a visible, measurable oscillator familiar from everyday Kenyan life (e.g., a stone on a string). DQB connection: the matatu horn's pitch is its frequency; the 'loudness' of the horn is its amplitude. These two properties are independent — a critical conceptual distinction that resolves a common student confusion about why a distant matatu sounds quieter (lower amplitude, same frequency) but not lower-pitched.</w:t>
+              <w:t xml:space="preserve">The matatu horn produces a longitudinal mechanical wave — air particles compress and rarefy in the same direction as the sound travels from the matatu to the student's ear. The Classic 105 FM radio signal is a transverse electromagnetic wave with a wavelength of about 2.85 m. The dramatic difference in wavelength between FM (≈ 2.85 m) and AM (≈ 529 m) is now visible in the data, though the full explanation of why this causes the FM signal to disappear in the Kabete tunnel — involving wave diffraction around obstacles — remains an open question for the next lessons.</w:t>
             </w:r>
           </w:p>
         </w:tc>
@@ -1160,7 +1160,7 @@
                 <w:sz w:val="18"/>
                 <w:szCs w:val="18"/>
               </w:rPr>
-              <w:t xml:space="preserve">Students derived v = fλ from first principles: if f waves pass a point per second, and each wave is λ metres long, then in one second the wave front has advanced f × λ metres — which is the definition of speed. They then applied the equation to three Kenyan-context problems: (1) calculating the wavelength of a 98.4 MHz Capital FM signal in air; (2) calculating the frequency of a sound wave of wavelength 0.5 m in air; (3) calculating the speed of a wave on Lake Victoria given f = 2 Hz and λ = 3 m. Teacher: wait 3 minutes of silent working before accepting any answers.</w:t>
+              <w:t xml:space="preserve">Using the PhET Sound Simulation, learners measured the wavelength of sound waves at three different frequencies (200 Hz, 400 Hz, 800 Hz) while speed remained constant (~340 m/s), and recorded the data in a three-column table. Using the LabXchange Wave Interference tool, learners observed that higher-frequency waves had shorter wavelengths. The class computed the ratios λ₂₀₀/λ₈₀₀ and f₈₀₀/f₂₀₀ and found them equal, providing numerical evidence of the inverse relationship between frequency and wavelength at constant speed.</w:t>
             </w:r>
           </w:p>
         </w:tc>
@@ -1192,7 +1192,7 @@
                 <w:sz w:val="18"/>
                 <w:szCs w:val="18"/>
               </w:rPr>
-              <w:t xml:space="preserve">v = fλ is derived, not merely memorised — students who derive it forget it less often. The equation applies universally to all wave types (mechanical and electromagnetic) but the value of v differs: electromagnetic waves in vacuum travel at c = 3 × 10⁸ m/s; sound in air at ~340 m/s at room temperature; water waves much slower. Frequency is determined by the source and does not change when a wave moves from one medium to another; wavelength and speed both change.</w:t>
+              <w:t xml:space="preserve">Learners derived the wave equation v = fλ from first principles (number of waves per second × length of each wave = distance covered per second = speed). They applied the equation to calculate: (a) the wavelength of Classic 105 FM (105.2 MHz) ≈ 2.85 m; (b) the wavelength of KBC AM Radio (567 kHz) ≈ 529 m. They discovered that for a given wave speed, frequency and wavelength are inversely proportional — doubling the frequency halves the wavelength. They also connected these wavelengths to the size of the Kabete tunnel (~8 m) as a quantitative first step toward explaining the FM signal blackout.</w:t>
             </w:r>
           </w:p>
         </w:tc>
@@ -1224,7 +1224,7 @@
                 <w:sz w:val="18"/>
                 <w:szCs w:val="18"/>
               </w:rPr>
-              <w:t xml:space="preserve">The derivation-first approach is a deliberate NGSS Science and Engineering Practice (Using Mathematics and Computational Thinking). Pedagogical note: this lesson intentionally revisits v = fλ from Lesson 3 with greater algebraic rigour and Kenyan radio-station data. Students who struggled in Lesson 3 often consolidate here. DQB update: students can now calculate that FM wavelengths (~3 m) are much shorter than AM wavelengths (~300 m) — a quantitative clue to why FM fails in the Kabete tunnel while AM survives.</w:t>
+              <w:t xml:space="preserve">The wave equation v = fλ explains why Classic 105 FM and AM radio signals behave so differently inside the Kabete tunnel: FM waves at 105.2 MHz have a wavelength of only ~2.85 m, which is much smaller than the tunnel opening (~8 m), while AM waves at 567 kHz have a wavelength of ~529 m, far larger than the tunnel. This difference in wavelength relative to obstacle size is the quantitative foundation for the diffraction explanation to be completed in Lesson 6 — longer wavelengths diffract more readily around and through obstacles, while shorter wavelengths are more easily blocked.</w:t>
             </w:r>
           </w:p>
         </w:tc>
@@ -1309,7 +1309,7 @@
                 <w:sz w:val="18"/>
                 <w:szCs w:val="18"/>
               </w:rPr>
-              <w:t xml:space="preserve">Students observed diffraction using a ripple tank (or video/simulation): straight water waves passing through gaps of varying width. They recorded that when the gap width ≈ wavelength, the waves spread widely and evenly into the shadow region; when the gap width &gt;&gt; wavelength, most energy continues straight ahead with only slight edge-bending. They also compared a long-wavelength rope wave passing around a large book vs. a short-wavelength rope wave hitting the same obstacle.</w:t>
+              <w:t xml:space="preserve">When waves pass through a gap in PhET Wave Interference, the waves spread out on the other side. The spreading (diffraction) is greatest when the gap is narrow, and is also greater when the wavelength is long. A very wide gap produces almost no spreading — the waves continue almost straight through.</w:t>
             </w:r>
           </w:p>
         </w:tc>
@@ -1341,7 +1341,7 @@
                 <w:sz w:val="18"/>
                 <w:szCs w:val="18"/>
               </w:rPr>
-              <w:t xml:space="preserve">Diffraction is the spreading of waves when they pass through a gap or around an obstacle. The key rule: diffraction is most pronounced when the gap width (or obstacle size) is approximately equal to the wavelength (gap ≈ λ). AM radio waves (wavelength ~300 m) diffract easily around the ~10 m Kabete tunnel opening; FM radio waves (wavelength ~3 m) do not diffract appreciably around the same opening and so are blocked. This is why AM radio works in tunnels and FM does not — directly answering half of the driving question.</w:t>
+              <w:t xml:space="preserve">Diffraction is the spreading of waves when they pass through a gap or around an obstacle. Diffraction is most pronounced when the gap width is similar to or smaller than the wavelength. Longer wavelengths (lower frequencies) diffract more through the same gap than shorter wavelengths (higher frequencies).</w:t>
             </w:r>
           </w:p>
         </w:tc>
@@ -1373,7 +1373,7 @@
                 <w:sz w:val="18"/>
                 <w:szCs w:val="18"/>
               </w:rPr>
-              <w:t xml:space="preserve">This is the lesson where the Kabete tunnel mystery is first fully resolved. Teacher: make this moment explicit — return to the DQB and physically move the FM/tunnel sticky note from the 'Questions' column to the 'Explained' column. Pedagogical note: students frequently confuse diffraction (single gap/obstacle) with interference (two sources/gaps). Establish the distinction now. Exam tip: KCSE questions on diffraction almost always ask students to state the condition for maximum diffraction and to draw the resulting wavefront pattern — both should be practised here.</w:t>
+              <w:t xml:space="preserve">The FM radio signal from Classic 105 (wavelength ~2.85 m) barely diffracts when it enters the Kabete tunnel opening (~8 m wide) because the gap is much larger than the FM wavelength — the signal travels nearly straight and most of its energy does not bend around to reach the radio antenna inside the bus. The AM signal (wavelength ~529 m) diffracts very strongly because its wavelength is far larger than the tunnel opening — the AM signal bends widely around and into the tunnel, keeping the signal audible. This is why FM fades but AM survives in the Kabete tunnel.</w:t>
             </w:r>
           </w:p>
         </w:tc>
@@ -1458,7 +1458,7 @@
                 <w:sz w:val="18"/>
                 <w:szCs w:val="18"/>
               </w:rPr>
-              <w:t xml:space="preserve">Students used a ripple tank with two point sources vibrating in phase (or a double-slit water wave simulation) and observed alternating regions of large disturbance (antinodal lines) and calm water (nodal lines). They also listened to a teacher-produced audio demo: two speakers playing the same tone — walking between them revealed loud and quiet zones. The spatial pattern of nodes and antinodes was sketched and labelled.</w:t>
+              <w:t xml:space="preserve">Two wave sources in PhET Wave Interference produced a pattern of alternating strongly rippled regions and calm regions radiating outward from the sources. Strongly rippled points had path differences close to whole-number multiples of the wavelength. Calm points had path differences close to half-integer multiples of the wavelength. Increasing frequency made the pattern finer with more closely spaced nodal lines.</w:t>
             </w:r>
           </w:p>
         </w:tc>
@@ -1490,7 +1490,7 @@
                 <w:sz w:val="18"/>
                 <w:szCs w:val="18"/>
               </w:rPr>
-              <w:t xml:space="preserve">When two waves meet, the resultant displacement at any point is the algebraic sum of the individual displacements — this is the Principle of Superposition. Constructive interference occurs when crests meet crests (or troughs meet troughs): path difference = nλ, resultant amplitude is maximum. Destructive interference occurs when crests meet troughs: path difference = (n + ½)λ, resultant amplitude is zero (cancellation). These two outcomes produce the stable nodal/antinodal pattern seen in the ripple tank.</w:t>
+              <w:t xml:space="preserve">When two waves meet, the resultant displacement at any point is the algebraic sum of the individual displacements (principle of superposition). Constructive interference occurs where path difference = nλ (n = 0, 1, 2, …), producing antinodal lines of maximum amplitude. Destructive interference occurs where path difference = (n + 0.5)λ, producing nodal lines of zero amplitude. These conditions are fixed in space for two coherent sources, creating a stable interference pattern.</w:t>
             </w:r>
           </w:p>
         </w:tc>
@@ -1522,7 +1522,7 @@
                 <w:sz w:val="18"/>
                 <w:szCs w:val="18"/>
               </w:rPr>
-              <w:t xml:space="preserve">Interference is a wave-exclusive behaviour — particles cannot cancel each other. This makes interference the definitive evidence that something is a wave. Pedagogical note: the algebraic sum rule is the conceptual core; students who understand superposition can derive both constructive and destructive conditions rather than memorising them. DQB connection: interference partially explains the patchy FM signal inside the Kabete tunnel — reflected waves from the tunnel walls interfere with the direct signal, creating pockets of cancellation. Encourage students to update the DQB with this added nuance.</w:t>
+              <w:t xml:space="preserve">The coloured rings on a soap bubble form because light reflects from both surfaces of the thin soap film. The two reflected waves have a path difference that depends on the local film thickness. Where the path difference matches a whole number of wavelengths of a particular colour, that colour undergoes constructive interference and is seen brightly. Where the path difference is a half-integer multiple of that wavelength, the colour is cancelled by destructive interference. Different colours have different wavelengths, so different colours are constructively reinforced at different thicknesses, producing the ring pattern. For the Kabete tunnel, FM waves that do diffract into the tunnel can also undergo destructive interference when reflected waves from the tunnel walls meet the incoming waves with a path difference of half a wavelength — adding a second mechanism to the FM signal loss first explained by diffraction in Lesson 6.</w:t>
             </w:r>
           </w:p>
         </w:tc>
@@ -1607,7 +1607,7 @@
                 <w:sz w:val="18"/>
                 <w:szCs w:val="18"/>
               </w:rPr>
-              <w:t xml:space="preserve">Students vibrated a stretched string (or rubber tubing) at increasing frequencies using a signal generator and vibration generator (or by hand), observing the formation of stable loop patterns at specific resonant frequencies. They counted nodes (points of permanent zero displacement) and antinodes (points of maximum displacement) for the fundamental, second harmonic, and third harmonic. A video of a Nairobi street guitarist plucking strings of different lengths was used as a real-world parallel.</w:t>
+              <w:t xml:space="preserve">In the PhET simulation, when the frequency was set to specific values, the string stopped looking like a travelling wave and instead formed a pattern of sections — some parts moved up and down with large amplitude while other points never moved at all. When the frequency was increased to the next stable pattern, one more section appeared.</w:t>
             </w:r>
           </w:p>
         </w:tc>
@@ -1639,7 +1639,7 @@
                 <w:sz w:val="18"/>
                 <w:szCs w:val="18"/>
               </w:rPr>
-              <w:t xml:space="preserve">Standing (stationary) waves form when two waves of equal frequency and amplitude travelling in opposite directions superpose in the same medium. Nodes are fixed points of permanent destructive interference; antinodes are fixed points of maximum constructive interference. The distance between two adjacent nodes = λ/2. The fundamental (first harmonic) has one antinode; the nth harmonic has n antinodes. Standing waves do not transfer energy along the medium — energy is stored between nodes.</w:t>
+              <w:t xml:space="preserve">These stable patterns are called standing waves. They form when a wave reflects off the fixed end and superposes with the incoming wave. Points of permanent zero displacement are called nodes (permanent destructive interference) and points of maximum displacement are called antinodes (permanent constructive interference). For a string of length L, the wavelength of the nth harmonic is given by lambda-n = 2L divided by n.</w:t>
             </w:r>
           </w:p>
         </w:tc>
@@ -1671,7 +1671,7 @@
                 <w:sz w:val="18"/>
                 <w:szCs w:val="18"/>
               </w:rPr>
-              <w:t xml:space="preserve">Standing waves are a special, structured consequence of superposition — they are not a new phenomenon but an elegant outcome of interference in a bounded medium. Pedagogical note: insist that students can identify and count nodes and antinodes from a diagram; this is a consistent KCSE examination skill. The guitarist analogy grounds the physics in an everyday Kenyan context: shorter string = higher fundamental frequency = higher note, directly applying v = fλ and L = λ/2 for the fundamental. DQB link: standing waves inside the Kabete tunnel explain why some frequencies are amplified and others cancelled — a preview of Lesson 11.</w:t>
+              <w:t xml:space="preserve">A guitar string vibrates in sections because only certain frequencies — those whose wavelength satisfies the condition that n half-wavelengths fit exactly into the string length — produce stable standing waves. At other frequencies, destructive interference prevents a stable pattern from building up. This same standing wave principle determines the length of FM and AM radio antennas: an FM dipole for Classic 105 at 105.2 MHz is about 1.4 m long, while an AM dipole for KBC at 567 kHz would be about 264 m long. This dramatic difference in scale is one more reason FM and AM waves behave so differently near tunnel boundaries — a thread we will complete in Lesson 12.</w:t>
             </w:r>
           </w:p>
         </w:tc>
@@ -1756,7 +1756,7 @@
                 <w:sz w:val="18"/>
                 <w:szCs w:val="18"/>
               </w:rPr>
-              <w:t xml:space="preserve">Students completed a consolidation practical combining diffraction and interference: they directed a torch (or laser pointer, if available) through a single narrow slit cut in card (diffraction) and then through a double slit (interference), projecting the pattern onto a white wall. They sketched and compared the two distinct patterns. A second activity used a ripple tank to revisit the two-source interference pattern from Lesson 7 and explicitly linked nodal lines to destructive interference path-difference calculations.</w:t>
+              <w:t xml:space="preserve">Using the LabXchange Wave Interference simulation, students observed that waves passing through a gap approximately equal to the wavelength spread out widely (diffract), while waves passing through a much larger gap continue with minimal spreading. Using the PhET Sound simulation with two in-phase speakers, students located audible dead-spots (regions of destructive interference) and loud regions (constructive interference) across the wavefront, recording at least three positions of each type in their evidence tables.</w:t>
             </w:r>
           </w:p>
         </w:tc>
@@ -1788,7 +1788,7 @@
                 <w:sz w:val="18"/>
                 <w:szCs w:val="18"/>
               </w:rPr>
-              <w:t xml:space="preserve">Diffraction (single gap/obstacle) and interference (two or more coherent sources) are distinct but related wave behaviours, both explained by the Principle of Superposition. Diffraction spreads a wave; interference between the diffracted waves from a double slit creates the regularly spaced bright and dark fringes (antinodal and nodal lines). Key quantitative relationship for double-slit interference: path difference for constructive interference = nλ; for destructive = (n + ½)λ. Both phenomena require wave nature — they cannot be explained by particle models.</w:t>
+              <w:t xml:space="preserve">Diffraction is the bending of waves around obstacles or through gaps, and it is maximised when the gap width is approximately equal to the wavelength. The Principle of Superposition states that when two waves overlap, the resultant displacement at any point is the algebraic sum of the individual displacements — producing constructive interference (amplitude doubles, crests align) or destructive interference (amplitude cancels, crest meets trough). FM radio waves (λ ≈ 2.85 m, f = 105.2 MHz) barely diffract through the Kabete tunnel mouth (~8 m wide) compared with AM waves (λ ≈ 529 m), AND reflected FM waves inside the tunnel create destructive interference dead-zones — together explaining the FM signal blackout.</w:t>
             </w:r>
           </w:p>
         </w:tc>
@@ -1820,7 +1820,7 @@
                 <w:sz w:val="18"/>
                 <w:szCs w:val="18"/>
               </w:rPr>
-              <w:t xml:space="preserve">This consolidation lesson is deliberately placed after separate treatments of diffraction (Lesson 6) and interference (Lesson 7) to give students time to build each concept before combining them. Pedagogical note: the most common student error is applying the diffraction condition (gap ≈ λ) to interference scenarios and vice versa — use targeted questioning to check this. The torch/laser double-slit demonstration is high-impact and low-cost; it is worth repeating slowly with extended wait time for student observation. DQB update: the combined diffraction-plus-interference model is now sufficient to fully explain the patchwork FM signal inside the Kabete tunnel.</w:t>
+              <w:t xml:space="preserve">The FM radio signal on Classic 105 (105.2 MHz) cuts out in the Kabete tunnel for two compounding reasons: (1) FM wavelengths (~2.85 m) are smaller than the tunnel mouth width (~8 m), so the ratio gap/λ ≈ 2.8, giving very limited diffraction — the signal barely bends into the tunnel; (2) inside the tunnel, the incoming FM signal and its reflections off the concrete walls overlap and produce destructive interference at many positions, creating dead-zones where the signal amplitude drops to near zero. AM waves (λ ≈ 529 m) are unaffected because the tunnel mouth is tiny compared with their wavelength (gap/λ ≈ 0.015), so AM waves diffract almost as if the tunnel wall were not there, and because their wavelength is vastly longer than the tunnel, reflected AM waves cannot form the fine pattern of interference dead-zones that affects FM, so a usable signal is maintained.</w:t>
             </w:r>
           </w:p>
         </w:tc>
@@ -1905,7 +1905,7 @@
                 <w:sz w:val="18"/>
                 <w:szCs w:val="18"/>
               </w:rPr>
-              <w:t xml:space="preserve">Students directed a ray of light (ray box or torch with slit) from air into a glass block and a water trough, measuring the angle of incidence (θᵢ) and angle of refraction (θᵣ) at the boundary. They tabulated sinθᵢ and sinθᵣ for at least five angles and computed the ratio sinθᵢ / sinθᵣ for each row, observing that the ratio is constant. The demo was extended to show total internal reflection when the ray travels from glass to air beyond the critical angle — illustrated with a fibre-optic strand (or a flexible clear tube filled with water).</w:t>
+              <w:t xml:space="preserve">Students used the PhET Bending Light simulation to observe a laser ray bending at water–air and glass–air boundaries at five different angles of incidence. They also observed total internal reflection (TIR) when the angle of incidence exceeded the critical angle (~49° for water, ~42° for glass). They connected the simulation to the canteen bent-straw supporting phenomenon.</w:t>
             </w:r>
           </w:p>
         </w:tc>
@@ -1937,7 +1937,7 @@
                 <w:sz w:val="18"/>
                 <w:szCs w:val="18"/>
               </w:rPr>
-              <w:t xml:space="preserve">Refraction is the change in wave speed (and direction) when a wave passes from one medium to another. Snell's Law: n₁ sinθ₁ = n₂ sinθ₂, where n is the refractive index of the medium. The refractive index n = c / v (speed of light in vacuum / speed of light in the medium); n &gt; 1 for all optical media. Total Internal Reflection (TIR) occurs when a wave travels from a denser to a less dense medium at an angle of incidence greater than the critical angle θ_c, where sinθ_c = n₂/n₁. TIR is the principle behind fibre-optic cables used in Kenya's national broadband network (NOFBI).</w:t>
+              <w:t xml:space="preserve">Students discovered that the ratio sinθᵢ / sinθᵣ is constant for a given pair of media — this constant is the refractive index n. They formalised Snell's Law: n₁sinθ₁ = n₂sinθ₂. They learned that TIR occurs when a wave travels from a denser to a less dense medium at an angle greater than the critical angle (sinθ_c = 1/n). They connected TIR to fibre-optic cables (TEAMS undersea cable, Mombasa) and linked refraction at boundaries to the Kabete tunnel FM signal loss.</w:t>
             </w:r>
           </w:p>
         </w:tc>
@@ -1969,7 +1969,7 @@
                 <w:sz w:val="18"/>
                 <w:szCs w:val="18"/>
               </w:rPr>
-              <w:t xml:space="preserve">Refraction extends the wave model beyond sound and radio to light, demonstrating the universality that the driving question promises. Pedagogical note: the constant ratio (Snell's Law) should be discovered by students from their own data before being named — this is the NGSS practice of Analysing and Interpreting Data. The NOFBI fibre-optic context is highly relevant: Kenya's undersea fibre-optic cables (SEACOM, TEAMS) deliver internet to Mombasa using TIR. DQB link: refraction does not explain the Kabete tunnel directly, but it demonstrates that all waves — sound, light, radio — change speed at boundaries, which is a unifying principle to add to the board.</w:t>
+              <w:t xml:space="preserve">Waves change speed when they cross a boundary between two media of different optical densities. This speed change causes the wave to bend (refract) — toward the normal when entering a denser medium, away from the normal when entering a less dense medium. When the angle is steep enough (beyond the critical angle), no energy crosses the boundary: total internal reflection occurs. The Kabete FM fade is explained by limited diffraction (FM λ ≈ 2.85 m is small compared with the ~8 m tunnel opening), not by total internal reflection; TIR is the physics that keeps internet light signals travelling inside TEAMS fibre-optic cables all the way from Mombasa to the world.</w:t>
             </w:r>
           </w:p>
         </w:tc>
@@ -2054,7 +2054,7 @@
                 <w:sz w:val="18"/>
                 <w:szCs w:val="18"/>
               </w:rPr>
-              <w:t xml:space="preserve">Students blew across the tops of test tubes of varying water levels to produce notes of different pitch, identifying the resonant lengths at which the sound is loudest. They also clapped once inside a long corridor (or watched a video of clapping inside the Kabete tunnel) and listened for the echo pattern. The teacher used a tuning fork held near a resonant air column (Kundt's tube or a tube closed at one end) to show resonance at specific lengths matching L = λ/4 (fundamental, closed pipe) and L = λ/2 (fundamental, open pipe).</w:t>
+              <w:t xml:space="preserve">Students observed standing wave patterns forming on a string in the PhET 'Wave on a String' simulation, identifying nodes (points of zero displacement) and antinodes (points of maximum displacement) at discrete resonant frequencies. They also observed a live rubber-band demonstration in which only specific pluck frequencies produced sustained, symmetrical vibration patterns. The tunnel calculation revealed that FM wavelengths (~2.85 m for Classic 105) can satisfy L = nλ/2 for the ~120 m Kabete tunnel, while AM wavelengths (~529 m for KBC 567 kHz) cannot form a standing wave in the tunnel.</w:t>
             </w:r>
           </w:p>
         </w:tc>
@@ -2086,7 +2086,7 @@
                 <w:sz w:val="18"/>
                 <w:szCs w:val="18"/>
               </w:rPr>
-              <w:t xml:space="preserve">Resonance occurs when a system is driven at its natural frequency, causing it to oscillate with maximum amplitude. In an enclosed space (such as the Kabete tunnel), standing waves form at specific frequencies that satisfy the boundary conditions: for a tunnel open at both ends, resonant frequencies occur at f = nv/2L (n = 1, 2, 3…). Frequencies matching these conditions are amplified (antinodal condition); frequencies that produce nodal conditions are attenuated or cancelled. This explains why some sounds are louder inside the tunnel and why certain FM frequencies suffer more signal loss than others at specific positions.</w:t>
+              <w:t xml:space="preserve">Stationary (standing) waves form when two waves of equal frequency and amplitude travel in opposite directions and superpose. In an enclosed space like a tunnel, the outgoing wave and its reflection interfere to produce a standing wave only when the cavity length equals a whole number of half-wavelengths (L = nλ/2). This is called resonance. At resonance, energy builds up at antinodes; at other frequencies, destructive interference dominates. Nodes are points of permanent destructive interference; antinodes are points of permanent constructive interference. FM signals (short wavelength) can form interference patterns inside the Kabete tunnel, producing destructive dead-zones as well as reinforcement spots depending on position; AM signals (very long wavelength) cannot resonate inside the tunnel at all.</w:t>
             </w:r>
           </w:p>
         </w:tc>
@@ -2118,7 +2118,7 @@
                 <w:sz w:val="18"/>
                 <w:szCs w:val="18"/>
               </w:rPr>
-              <w:t xml:space="preserve">This lesson brings standing waves (Lesson 8) and interference (Lesson 7) together in the specific context of the Kabete tunnel, making it a critical synthesis point. Pedagogical note: the test-tube resonance activity is accessible, requires no specialist equipment, and provides vivid qualitative evidence of resonance — do not skip it even if time is tight. The quantitative condition (f = nv/2L) should be applied to a sample tunnel length (~200 m) to compute which frequencies resonate — this calculation directly answers a component of the driving question. Update the DQB: the tunnel mystery is now fully explained by the combined action of diffraction (Lesson 6), interference (Lesson 7), and resonance (this lesson).</w:t>
+              <w:t xml:space="preserve">The selective behaviour of FM and AM signals in the Kabete tunnel is now explained by two wave behaviours working together: (1) INTERFERENCE / STATIONARY WAVES — FM wavelengths are short enough for reflections inside the tunnel to interfere, creating destructive dead-zones (nodes) where the signal is cancelled, as well as reinforcement spots (antinodes), depending on position. AM wavelengths are far too long to form any standing wave in the tunnel and so do not experience resonance-based cancellation or amplification; (2) DIFFRACTION (Lessons 6 and 9) — AM waves, having much longer wavelengths, diffract significantly around the tunnel entrance and exits, allowing them to 'bend in' and maintain some signal strength throughout; FM waves diffract less and are more directional. Together, these two mechanisms explain why Classic 105 FM fades inside the Kabete tunnel while the AM signal on the same receiver remains audible.</w:t>
             </w:r>
           </w:p>
         </w:tc>
@@ -2203,7 +2203,7 @@
                 <w:sz w:val="18"/>
                 <w:szCs w:val="18"/>
               </w:rPr>
-              <w:t xml:space="preserve">Students reviewed the completed Driving Question Board, now populated with evidence, explanations, and model diagrams accumulated over eleven lessons. They constructed a final annotated explanatory diagram (individually or in pairs) showing: (1) the matatu Doppler shift labelled with wave compression/stretching, frequency, and relative motion; (2) the Kabete tunnel signal loss labelled with FM wavelength, diffraction condition, interference, and resonance. The class shared and critiqued each other's diagrams using a structured peer-review protocol.</w:t>
+              <w:t xml:space="preserve">Students observed in the PhET Wave Interference simulation (single-slit mode) that an FM wave (λ ≈ 2.85 m, simulating 105.2 MHz) passing through an 8 m gap (the Kabete tunnel) produces very little spreading beyond the gap, while an AM wave (λ ≈ 529 m, simulating 567 kHz) passing through the same gap spreads almost uniformly in all directions. Students also observed their own Lesson 1 initial model diagrams — featuring vague or incorrect explanations — placed side by side with their detailed final annotated models, making conceptual change physically visible.</w:t>
             </w:r>
           </w:p>
         </w:tc>
@@ -2235,7 +2235,7 @@
                 <w:sz w:val="18"/>
                 <w:szCs w:val="18"/>
               </w:rPr>
-              <w:t xml:space="preserve">ALL wave behaviours studied in this sub-strand — rectilinear propagation, reflection, refraction, diffraction, interference, superposition, standing waves, resonance, and the Doppler effect — are manifestations of a single underlying reality: waves are energy disturbances governed by v = fλ and the Principle of Superposition. The matatu horn pitch-shift is the Doppler effect: motion compresses wave fronts ahead of the source (higher f, higher pitch) and stretches them behind (lower f, lower pitch). The Kabete tunnel FM signal loss is the combined result of: poor diffraction (FM λ ≈ 3 m &lt;&lt; tunnel opening), destructive interference between direct and wall-reflected signals, and standing-wave nodal conditions at certain frequencies and positions.</w:t>
+              <w:t xml:space="preserve">Students learned that ALL the wave behaviours encountered in this sub-strand — rectilinear propagation, reflection, refraction, diffraction, interference, resonance, and the Doppler effect — are not isolated facts but properties of a single underlying entity: a wave is a disturbance that transfers energy without transferring matter. They learned that the degree of diffraction depends on the ratio of wavelength to gap size (when λ ≈ gap or λ &gt;&gt; gap, significant diffraction occurs; when λ &lt;&lt; gap, minimal diffraction occurs), which is precisely why AM waves (λ ~ hundreds of metres) bend around the Kabete tunnel walls while FM waves (λ ~ 3 m) do not. They learned that the Doppler effect — the apparent change in frequency due to relative motion between source and observer — explains why the matatu horn rises in pitch on approach and falls on departure, even though the driver never changes the horn. Together, these two explanations resolve both mysteries of the anchoring phenomenon.</w:t>
             </w:r>
           </w:p>
         </w:tc>
@@ -2267,7 +2267,7 @@
                 <w:sz w:val="18"/>
                 <w:szCs w:val="18"/>
               </w:rPr>
-              <w:t xml:space="preserve">This final lesson is the payoff of the entire sub-strand and should be treated as a celebration of cumulative understanding. Pedagogical note: the peer-review diagram activity is both a formative assessment and a consolidation strategy — circulate and look specifically for students who can articulate the causal chain (wavelength → diffraction condition → interference pattern → resonance) rather than listing facts in isolation. The driving question is now fully answered, and students should be able to explain both phenomena to a peer who was not in the class. Exam preparation note: KCSE wave questions frequently ask students to 'explain using the wave model' — the habit of linking every claim to a wave property (f, λ, v, amplitude, superposition) is the highest-yield exam skill to reinforce in this lesson.</w:t>
+              <w:t xml:space="preserve">Students explained in a collaboratively written scientific paragraph that: (1) The matatu horn appears to change pitch because of the Doppler effect — as the matatu approaches, successive sound wave crests are compressed into a shorter distance, increasing the frequency (and therefore pitch) detected at the student's ear; as it moves away, wave crests are stretched out, decreasing the detected frequency. The matatu's own horn frequency never changes — only the perceived frequency does. (2) The FM signal (Classic 105, 105.2 MHz, λ ≈ 2.85 m) fades in the Kabete tunnel because FM waves have a wavelength far smaller than the tunnel opening (~8 m), meaning the ratio λ/gap &lt;&lt; 1 and diffraction is minimal — FM waves travel in nearly straight lines and cannot bend around tunnel walls into the shadow zone. AM waves (λ ~ hundreds of metres) have a wavelength far larger than the tunnel opening, so λ/gap &gt;&gt; 1, strong diffraction occurs, and AM waves bend readily around and into the tunnel, reaching the receiver even in the shadow zone. Both explanations are unified by the same underlying principle: waves transfer energy according to properties — frequency, wavelength, amplitude — that govern how they interact with the physical world.</w:t>
             </w:r>
           </w:p>
         </w:tc>
@@ -2391,7 +2391,7 @@
         </w:rPr>
         <w:t xml:space="preserve">© 2026 SeaVuria and ARES. This work is licensed under a </w:t>
       </w:r>
-      <w:hyperlink w:history="1" r:id="rIdcaz7gfnn_szllx427twcy">
+      <w:hyperlink w:history="1" r:id="rIdokuor75gc7kkolbs08grr">
         <w:r>
           <w:rPr>
             <w:rFonts w:ascii="Arial" w:cs="Arial" w:eastAsia="Arial" w:hAnsi="Arial"/>
@@ -2411,7 +2411,7 @@
         </w:rPr>
         <w:t xml:space="preserve"> (</w:t>
       </w:r>
-      <w:hyperlink w:history="1" r:id="rIdhyfflnvk04ycmv0hmvohb">
+      <w:hyperlink w:history="1" r:id="rIdejr_hdft83wxwpugpbgbr">
         <w:r>
           <w:rPr>
             <w:rFonts w:ascii="Arial" w:cs="Arial" w:eastAsia="Arial" w:hAnsi="Arial"/>
@@ -2431,7 +2431,7 @@
         </w:rPr>
         <w:t xml:space="preserve">). To view a copy of this license, visit </w:t>
       </w:r>
-      <w:hyperlink w:history="1" r:id="rIdt2d9hjxe4fhbxho7vf946">
+      <w:hyperlink w:history="1" r:id="rIdur_-vyvuoj5l89sixwzho">
         <w:r>
           <w:rPr>
             <w:rFonts w:ascii="Arial" w:cs="Arial" w:eastAsia="Arial" w:hAnsi="Arial"/>

--- a/data/outputs/v2/Physics/SS2.1_Properties_of_Waves/Physics_Properties_of_Waves_SummaryTable.docx
+++ b/data/outputs/v2/Physics/SS2.1_Properties_of_Waves/Physics_Properties_of_Waves_SummaryTable.docx
@@ -2391,7 +2391,7 @@
         </w:rPr>
         <w:t xml:space="preserve">© 2026 SeaVuria and ARES. This work is licensed under a </w:t>
       </w:r>
-      <w:hyperlink w:history="1" r:id="rIdokuor75gc7kkolbs08grr">
+      <w:hyperlink w:history="1" r:id="rIdn9wgrbuc8mnpi5xywm-wz">
         <w:r>
           <w:rPr>
             <w:rFonts w:ascii="Arial" w:cs="Arial" w:eastAsia="Arial" w:hAnsi="Arial"/>
@@ -2411,7 +2411,7 @@
         </w:rPr>
         <w:t xml:space="preserve"> (</w:t>
       </w:r>
-      <w:hyperlink w:history="1" r:id="rIdejr_hdft83wxwpugpbgbr">
+      <w:hyperlink w:history="1" r:id="rIdgr5njvo-qbybtaelff2sm">
         <w:r>
           <w:rPr>
             <w:rFonts w:ascii="Arial" w:cs="Arial" w:eastAsia="Arial" w:hAnsi="Arial"/>
@@ -2431,7 +2431,7 @@
         </w:rPr>
         <w:t xml:space="preserve">). To view a copy of this license, visit </w:t>
       </w:r>
-      <w:hyperlink w:history="1" r:id="rIdur_-vyvuoj5l89sixwzho">
+      <w:hyperlink w:history="1" r:id="rId_ypaijsnhf7jcmqdzn_vs">
         <w:r>
           <w:rPr>
             <w:rFonts w:ascii="Arial" w:cs="Arial" w:eastAsia="Arial" w:hAnsi="Arial"/>

--- a/data/outputs/v2/Physics/SS2.1_Properties_of_Waves/Physics_Properties_of_Waves_SummaryTable.docx
+++ b/data/outputs/v2/Physics/SS2.1_Properties_of_Waves/Physics_Properties_of_Waves_SummaryTable.docx
@@ -2391,7 +2391,7 @@
         </w:rPr>
         <w:t xml:space="preserve">© 2026 SeaVuria and ARES. This work is licensed under a </w:t>
       </w:r>
-      <w:hyperlink w:history="1" r:id="rIdn9wgrbuc8mnpi5xywm-wz">
+      <w:hyperlink w:history="1" r:id="rIdwgobfperljtyw48a_yiwz">
         <w:r>
           <w:rPr>
             <w:rFonts w:ascii="Arial" w:cs="Arial" w:eastAsia="Arial" w:hAnsi="Arial"/>
@@ -2411,7 +2411,7 @@
         </w:rPr>
         <w:t xml:space="preserve"> (</w:t>
       </w:r>
-      <w:hyperlink w:history="1" r:id="rIdgr5njvo-qbybtaelff2sm">
+      <w:hyperlink w:history="1" r:id="rIdlq9mky_78_mmec8c6h4v0">
         <w:r>
           <w:rPr>
             <w:rFonts w:ascii="Arial" w:cs="Arial" w:eastAsia="Arial" w:hAnsi="Arial"/>
@@ -2431,7 +2431,7 @@
         </w:rPr>
         <w:t xml:space="preserve">). To view a copy of this license, visit </w:t>
       </w:r>
-      <w:hyperlink w:history="1" r:id="rId_ypaijsnhf7jcmqdzn_vs">
+      <w:hyperlink w:history="1" r:id="rIdiu3vpr6wygebgts90d7af">
         <w:r>
           <w:rPr>
             <w:rFonts w:ascii="Arial" w:cs="Arial" w:eastAsia="Arial" w:hAnsi="Arial"/>

--- a/data/outputs/v2/Physics/SS2.1_Properties_of_Waves/Physics_Properties_of_Waves_SummaryTable.docx
+++ b/data/outputs/v2/Physics/SS2.1_Properties_of_Waves/Physics_Properties_of_Waves_SummaryTable.docx
@@ -227,7 +227,7 @@
                 <w:sz w:val="18"/>
                 <w:szCs w:val="18"/>
               </w:rPr>
-              <w:t xml:space="preserve">DRIVING QUESTION: "Why does the matatu's horn change pitch as it passes, and why does the FM radio signal disappear inside the Kabete tunnel — and what do these two mysteries reveal about how ALL waves behave?"</w:t>
+              <w:t xml:space="preserve">DRIVING QUESTION: How can we hear a matatu around a corner that we cannot see, and why does its pitch change and its radio signal fade as it moves?</w:t>
             </w:r>
           </w:p>
         </w:tc>
@@ -532,7 +532,7 @@
                 <w:sz w:val="18"/>
                 <w:szCs w:val="18"/>
               </w:rPr>
-              <w:t xml:space="preserve">Anchoring Phenomenon Launch — "The Matatu Horn and the Fading Radio"</w:t>
+              <w:t xml:space="preserve">The Matatu Mystery: Launching the Phenomenon</w:t>
             </w:r>
           </w:p>
         </w:tc>
@@ -564,7 +564,7 @@
                 <w:sz w:val="18"/>
                 <w:szCs w:val="18"/>
               </w:rPr>
-              <w:t xml:space="preserve">Students observed (via live buzzer demonstration and PhET Sound simulation) that a moving sound source produces a pitch change — higher as it approaches, lower as it moves away. They also observed from the tunnel diagram that FM waves (~2.9 m wavelength) are smaller than the Kabete tunnel width (~8 m), while AM waves (~529 m) are far larger than the tunnel.</w:t>
+              <w:t xml:space="preserve">Write what you observed about the three puzzles: the music heard around the corner while the torch beam was blocked by the wall, the matatu horn (true frequency 400 Hz) heard at 418 Hz while approaching and 383 Hz while receding at 15 m/s, and the 100 MHz FM radio fading at certain spots near the Ngong Hills though the station never changes.</w:t>
             </w:r>
           </w:p>
         </w:tc>
@@ -596,7 +596,7 @@
                 <w:sz w:val="18"/>
                 <w:szCs w:val="18"/>
               </w:rPr>
-              <w:t xml:space="preserve">Students learned that sound and radio signals are both wave phenomena, and that waves transfer energy without transferring matter. They learned that a wave can be represented as a drawing showing direction of travel, and that properties such as wavelength may be relevant to how a wave interacts with a physical barrier.</w:t>
+              <w:t xml:space="preserve">Write what you learned today: a wave is a disturbance that carries energy from one place to another without carrying matter (as shown by the slinky pulse and the sound from the matatu horn), and good scientific questions are testable.</w:t>
             </w:r>
           </w:p>
         </w:tc>
@@ -628,7 +628,7 @@
                 <w:sz w:val="18"/>
                 <w:szCs w:val="18"/>
               </w:rPr>
-              <w:t xml:space="preserve">Students are not yet able to fully explain either part of the phenomenon — this is intentional. Partial emerging explanations include: (a) the pitch change is related to the motion of the matatu relative to the listener, and (b) the FM blackout may be related to the size of the wave relative to the size of the tunnel opening. Both explanations remain incomplete and will be refined across the unit.</w:t>
+              <w:t xml:space="preserve">Write what you can explain so far, and what you cannot yet explain: give your best first idea for each of Parts A (corner), B (pitch) and C (fading signal) in your model, and list one question from the Driving Question Board that you want answered next.</w:t>
             </w:r>
           </w:p>
         </w:tc>
@@ -681,7 +681,7 @@
                 <w:sz w:val="18"/>
                 <w:szCs w:val="18"/>
               </w:rPr>
-              <w:t xml:space="preserve">What Is a Wave? Building Our First Model from Everyday Kenyan Phenomena</w:t>
+              <w:t xml:space="preserve">Waves Travel in Straight Lines: Rays, Wavefronts and the Blocked Torch Beam</w:t>
             </w:r>
           </w:p>
         </w:tc>
@@ -713,7 +713,7 @@
                 <w:sz w:val="18"/>
                 <w:szCs w:val="18"/>
               </w:rPr>
-              <w:t xml:space="preserve">Students listened to an audio clip of the Doppler-shifted matatu horn and the AM/FM Kabete tunnel narration. They observed ocean wave images (Nyali Beach, Mombasa), a stadium crowd wave (Kasarani Stadium), and chai cup ripples. They used the PhET Sound Simulation to watch individual air particles move back and forth while the wave disturbance travels forward.</w:t>
+              <w:t xml:space="preserve">In the ripple tank at 10 Hz in deep water we saw straight, evenly spaced plane wavefronts with wavelength 3.0 cm, and we calculated v = 0.30 m/s. A torch beam through a slit travelled in a straight line, and a block in its path made a dark shadow with a sharp edge.</w:t>
             </w:r>
           </w:p>
         </w:tc>
@@ -745,7 +745,7 @@
                 <w:sz w:val="18"/>
                 <w:szCs w:val="18"/>
               </w:rPr>
-              <w:t xml:space="preserve">A wave is a disturbance that transfers energy from one point to another without transferring matter. Transverse waves have crests, troughs, amplitude, wavelength, a rest position, and a direction of travel distinct from the direction of particle vibration. Both the matatu horn sound and the Classic 105 FM / AM radio signals are waves — disturbances that carry energy from a source to a receiver.</w:t>
+              <w:t xml:space="preserve">In a uniform medium waves travel in straight lines (rectilinear propagation). A wavefront joins points in phase, and a ray is drawn at 90 degrees to the wavefronts to show direction. Light travels at 3.0x10^8 m/s in air and obeys this rule.</w:t>
             </w:r>
           </w:p>
         </w:tc>
@@ -777,7 +777,7 @@
                 <w:sz w:val="18"/>
                 <w:szCs w:val="18"/>
               </w:rPr>
-              <w:t xml:space="preserve">Students began to explain why the horn's pitch change and the FM/AM tunnel contrast are both wave phenomena by connecting the class wave definition to each part of the anchoring phenomenon. Their Running Wave Model (Lesson 2 entry) documents this first explanation attempt, and their 'still wondering' questions on the DQB identify the gaps — particularly around frequency, wavelength, and why different wave types behave differently in confined spaces like the Kabete tunnel — that subsequent lessons (3–12) will resolve.</w:t>
+              <w:t xml:space="preserve">We can explain why a torch beam from the matatu is blocked by the concrete wall: the light rays travel straight and cannot pass through or around the wall, so a shadow forms where Wanjiru and Otieno stand. We cannot yet explain why the music is heard around the corner, and that question stays on the Driving Question Board.</w:t>
             </w:r>
           </w:p>
         </w:tc>
@@ -830,7 +830,7 @@
                 <w:sz w:val="18"/>
                 <w:szCs w:val="18"/>
               </w:rPr>
-              <w:t xml:space="preserve">The Wave Equation: Connecting Speed, Frequency, and Wavelength</w:t>
+              <w:t xml:space="preserve">Bouncing Back: Reflection and the Laws of Reflection</w:t>
             </w:r>
           </w:p>
         </w:tc>
@@ -862,7 +862,7 @@
                 <w:sz w:val="18"/>
                 <w:szCs w:val="18"/>
               </w:rPr>
-              <w:t xml:space="preserve">Using PhET: Wave on a String, students observed that when frequency was increased while wave speed was held constant, the wavelength decreased in proportion, and that the product of frequency and wavelength remained approximately equal to the wave speed across all four data rows.</w:t>
+              <w:t xml:space="preserve">We observed ripples (10 Hz, wavelength 3.0 cm) bouncing off a barrier, light rays bouncing off a plane mirror with the angle of reflection equal to the angle of incidence, and an echo returning after 0.50 s from a wall 85 m away.</w:t>
             </w:r>
           </w:p>
         </w:tc>
@@ -894,7 +894,7 @@
                 <w:sz w:val="18"/>
                 <w:szCs w:val="18"/>
               </w:rPr>
-              <w:t xml:space="preserve">The wave equation v = f lambda shows that wave speed equals frequency multiplied by wavelength. For radio waves travelling at the speed of light, Classic 105 FM at 105.2 MHz has a wavelength of approximately 2.85 m, while a typical AM signal at 567 kHz has a wavelength of approximately 529 m — nearly 200 times longer.</w:t>
+              <w:t xml:space="preserve">Waves reflect from surfaces according to the law of reflection: the angle of incidence i equals the angle of reflection r, measured from the normal, and the incident ray, reflected ray and normal lie in the same plane. Reflection does not change the frequency, wavelength or speed of the wave in the same medium. An echo is a reflected sound wave.</w:t>
             </w:r>
           </w:p>
         </w:tc>
@@ -926,7 +926,7 @@
                 <w:sz w:val="18"/>
                 <w:szCs w:val="18"/>
               </w:rPr>
-              <w:t xml:space="preserve">The wave equation gives us the numerical tool to compare FM and AM waves. The very different wavelengths of FM (about 2.85 m) and AM (about 529 m) are our first quantitative clue to explain why the two signals behave differently in the Kabete tunnel. We cannot fully explain the tunnel mystery yet — that requires understanding diffraction in Lesson 6 — but we now have the numbers we need.</w:t>
+              <w:t xml:space="preserve">Sound from the matatu can reach Wanjiru and Otieno by reflecting from walls, and the Ngong Hills can reflect the FM radio signal, giving a second signal that will later be used to explain the fading spots. Reflection alone does not yet explain how sound bends around the corner (Part A), why the pitch changes (Part B), or why the signal fades (Part C), so we need more evidence in later lessons.</w:t>
             </w:r>
           </w:p>
         </w:tc>
@@ -979,7 +979,7 @@
                 <w:sz w:val="18"/>
                 <w:szCs w:val="18"/>
               </w:rPr>
-              <w:t xml:space="preserve">Wave Types and Properties: Transverse, Longitudinal, and the Language of Waves</w:t>
+              <w:t xml:space="preserve">Echoes, Sonar and Hall Design: Putting Reflection to Work</w:t>
             </w:r>
           </w:p>
         </w:tc>
@@ -1011,7 +1011,7 @@
                 <w:sz w:val="18"/>
                 <w:szCs w:val="18"/>
               </w:rPr>
-              <w:t xml:space="preserve">Students used the PhET Wave on a String simulation to observe transverse waves and watched a slinky demonstration of longitudinal waves. They measured wavelength using the on-screen ruler at multiple frequencies, recorded data in a structured table, tracked individual coil motion in the slinky using a tape marker, and posted evidence and new questions on the class Driving Question Board.</w:t>
+              <w:t xml:space="preserve">We observed that a clap 85 m from a wall returns as an echo after 0.50 s, that a closer wall gives a delay too short to hear separately, and that a Lake Victoria sonar pulse returned after 0.040 s.</w:t>
             </w:r>
           </w:p>
         </w:tc>
@@ -1043,7 +1043,7 @@
                 <w:sz w:val="18"/>
                 <w:szCs w:val="18"/>
               </w:rPr>
-              <w:t xml:space="preserve">Students learned that waves are classified as transverse (particle oscillation perpendicular to wave travel, e.g., the FM radio signal from Classic 105) or longitudinal (particle oscillation parallel to wave travel, e.g., the sound from the matatu horn). They defined and applied amplitude, wavelength, frequency, period, and wave speed, and used v = fλ to calculate that the Classic 105 FM signal has a wavelength of approximately 2.85 m while a 567 kHz AM signal has a wavelength of approximately 529 m.</w:t>
+              <w:t xml:space="preserve">We learned that sound reflects from hard surfaces following the law of reflection, that d = vt/2 because the sound travels there and back, that a separate echo needs at least 17 m in air, and that hard and soft surfaces change how a hall sounds.</w:t>
             </w:r>
           </w:p>
         </w:tc>
@@ -1075,7 +1075,7 @@
                 <w:sz w:val="18"/>
                 <w:szCs w:val="18"/>
               </w:rPr>
-              <w:t xml:space="preserve">The matatu horn produces a longitudinal mechanical wave — air particles compress and rarefy in the same direction as the sound travels from the matatu to the student's ear. The Classic 105 FM radio signal is a transverse electromagnetic wave with a wavelength of about 2.85 m. The dramatic difference in wavelength between FM (≈ 2.85 m) and AM (≈ 529 m) is now visible in the data, though the full explanation of why this causes the FM signal to disappear in the Kabete tunnel — involving wave diffraction around obstacles — remains an open question for the next lessons.</w:t>
+              <w:t xml:space="preserve">We can explain that the sonar depth is 1500 x 0.040 / 2 = 30 m and that reflection can send some matatu sound along the street, but reflection alone does not explain why sound reaches people around the 4.0 m opening, why the horn pitch changes, or why the FM signal fades.</w:t>
             </w:r>
           </w:p>
         </w:tc>
@@ -1128,7 +1128,7 @@
                 <w:sz w:val="18"/>
                 <w:szCs w:val="18"/>
               </w:rPr>
-              <w:t xml:space="preserve">The Wave Equation: Connecting Frequency, Wavelength, and Speed (v = fλ)</w:t>
+              <w:t xml:space="preserve">Refraction: Speed and Direction Change</w:t>
             </w:r>
           </w:p>
         </w:tc>
@@ -1160,7 +1160,7 @@
                 <w:sz w:val="18"/>
                 <w:szCs w:val="18"/>
               </w:rPr>
-              <w:t xml:space="preserve">Using the PhET Sound Simulation, learners measured the wavelength of sound waves at three different frequencies (200 Hz, 400 Hz, 800 Hz) while speed remained constant (~340 m/s), and recorded the data in a three-column table. Using the LabXchange Wave Interference tool, learners observed that higher-frequency waves had shorter wavelengths. The class computed the ratios λ₂₀₀/λ₈₀₀ and f₈₀₀/f₂₀₀ and found them equal, providing numerical evidence of the inverse relationship between frequency and wavelength at constant speed.</w:t>
+              <w:t xml:space="preserve">In the ripple tank, waves moved from deep water (v = 0.30 m/s, wavelength 3.0 cm) into shallow water (v = 0.20 m/s, wavelength 2.0 cm) at 10 Hz, and the wavefronts bunched closer and the direction turned toward the normal. In the PhET simulation a light ray in air at 40 degrees entered water and bent to about 29 degrees, toward the normal; going from water to air it bent away.</w:t>
             </w:r>
           </w:p>
         </w:tc>
@@ -1192,7 +1192,7 @@
                 <w:sz w:val="18"/>
                 <w:szCs w:val="18"/>
               </w:rPr>
-              <w:t xml:space="preserve">Learners derived the wave equation v = fλ from first principles (number of waves per second × length of each wave = distance covered per second = speed). They applied the equation to calculate: (a) the wavelength of Classic 105 FM (105.2 MHz) ≈ 2.85 m; (b) the wavelength of KBC AM Radio (567 kHz) ≈ 529 m. They discovered that for a given wave speed, frequency and wavelength are inversely proportional — doubling the frequency halves the wavelength. They also connected these wavelengths to the size of the Kabete tunnel (~8 m) as a quantitative first step toward explaining the FM signal blackout.</w:t>
+              <w:t xml:space="preserve">Refraction is a change of direction of a wave caused by a change of wave speed at a boundary. A wave that slows down bends toward the normal; a wave that speeds up bends away from the normal. The frequency stays the same while the speed and wavelength change.</w:t>
             </w:r>
           </w:p>
         </w:tc>
@@ -1224,7 +1224,7 @@
                 <w:sz w:val="18"/>
                 <w:szCs w:val="18"/>
               </w:rPr>
-              <w:t xml:space="preserve">The wave equation v = fλ explains why Classic 105 FM and AM radio signals behave so differently inside the Kabete tunnel: FM waves at 105.2 MHz have a wavelength of only ~2.85 m, which is much smaller than the tunnel opening (~8 m), while AM waves at 567 kHz have a wavelength of ~529 m, far larger than the tunnel. This difference in wavelength relative to obstacle size is the quantitative foundation for the diffraction explanation to be completed in Lesson 6 — longer wavelengths diffract more readily around and through obstacles, while shorter wavelengths are more easily blocked.</w:t>
+              <w:t xml:space="preserve">Refraction describes how waves behave when they enter a new medium or depth, but it does not explain why the matatu music is heard around the building, because the sound stays in the same air. We still need other ideas to explain the corner, the pitch change and the fading radio signal near the Ngong Hills.</w:t>
             </w:r>
           </w:p>
         </w:tc>
@@ -1277,7 +1277,7 @@
                 <w:sz w:val="18"/>
                 <w:szCs w:val="18"/>
               </w:rPr>
-              <w:t xml:space="preserve">Diffraction of Waves: Why AM Survives the Kabete Tunnel</w:t>
+              <w:t xml:space="preserve">Refraction Calculations and the Bent Straw: Why Wavelength Changes but Frequency Does Not</w:t>
             </w:r>
           </w:p>
         </w:tc>
@@ -1309,7 +1309,7 @@
                 <w:sz w:val="18"/>
                 <w:szCs w:val="18"/>
               </w:rPr>
-              <w:t xml:space="preserve">When waves pass through a gap in PhET Wave Interference, the waves spread out on the other side. The spreading (diffraction) is greatest when the gap is narrow, and is also greater when the wavelength is long. A very wide gap produces almost no spreading — the waves continue almost straight through.</w:t>
+              <w:t xml:space="preserve">In the ripple tank at 10 Hz, the waves had a wavelength of 3.0 cm in deep water and 2.0 cm in shallow water and bent at the boundary. A ray of light entering water at 40 degrees bent to about 29 degrees from the normal. A straw in water looked broken at the surface.</w:t>
             </w:r>
           </w:p>
         </w:tc>
@@ -1341,7 +1341,7 @@
                 <w:sz w:val="18"/>
                 <w:szCs w:val="18"/>
               </w:rPr>
-              <w:t xml:space="preserve">Diffraction is the spreading of waves when they pass through a gap or around an obstacle. Diffraction is most pronounced when the gap width is similar to or smaller than the wavelength. Longer wavelengths (lower frequencies) diffract more through the same gap than shorter wavelengths (higher frequencies).</w:t>
+              <w:t xml:space="preserve">When a wave is refracted, its frequency stays the same because the source sets it, while its speed and wavelength change (v = fλ). The refractive index n = sin i / sin r = c/v; for water n = 1.33 and light travels at 2.26x10^8 m/s. Wavelength depends on the speed of the wave and the frequency of the source.</w:t>
             </w:r>
           </w:p>
         </w:tc>
@@ -1373,7 +1373,7 @@
                 <w:sz w:val="18"/>
                 <w:szCs w:val="18"/>
               </w:rPr>
-              <w:t xml:space="preserve">The FM radio signal from Classic 105 (wavelength ~2.85 m) barely diffracts when it enters the Kabete tunnel opening (~8 m wide) because the gap is much larger than the FM wavelength — the signal travels nearly straight and most of its energy does not bend around to reach the radio antenna inside the bus. The AM signal (wavelength ~529 m) diffracts very strongly because its wavelength is far larger than the tunnel opening — the AM signal bends widely around and into the tunnel, keeping the signal audible. This is why FM fades but AM survives in the Kabete tunnel.</w:t>
+              <w:t xml:space="preserve">The straw looks bent because light from its underwater part bends away from the normal as it leaves the water, and our eyes trace the rays back in straight lines to a shallower apparent position. The straw itself is straight. This does not yet explain why sound turns the corner, but we now have the tool v = fλ to work out wavelengths, such as 0.85 m for the matatu horn at 400 Hz, which we will use in Lessons 7 and 8.</w:t>
             </w:r>
           </w:p>
         </w:tc>
@@ -1426,7 +1426,7 @@
                 <w:sz w:val="18"/>
                 <w:szCs w:val="18"/>
               </w:rPr>
-              <w:t xml:space="preserve">Interference of Waves: When Waves Meet, Add, and Cancel</w:t>
+              <w:t xml:space="preserve">Diffraction: Gap Size and Wavelength</w:t>
             </w:r>
           </w:p>
         </w:tc>
@@ -1458,7 +1458,7 @@
                 <w:sz w:val="18"/>
                 <w:szCs w:val="18"/>
               </w:rPr>
-              <w:t xml:space="preserve">Two wave sources in PhET Wave Interference produced a pattern of alternating strongly rippled regions and calm regions radiating outward from the sources. Strongly rippled points had path differences close to whole-number multiples of the wavelength. Calm points had path differences close to half-integer multiples of the wavelength. Increasing frequency made the pattern finer with more closely spaced nodal lines.</w:t>
+              <w:t xml:space="preserve">In the ripple tank at 10 Hz (λ = 3.0 cm), waves passing through a wide gap of 12 cm mostly travelled straight, while waves passing through a narrow gap of 3 cm or 1.5 cm spread out in almost circular wavefronts. The PhET simulation showed the same pattern when slit width or wavelength was changed. The street opening around the building is 4.0 m wide.</w:t>
             </w:r>
           </w:p>
         </w:tc>
@@ -1490,7 +1490,7 @@
                 <w:sz w:val="18"/>
                 <w:szCs w:val="18"/>
               </w:rPr>
-              <w:t xml:space="preserve">When two waves meet, the resultant displacement at any point is the algebraic sum of the individual displacements (principle of superposition). Constructive interference occurs where path difference = nλ (n = 0, 1, 2, …), producing antinodal lines of maximum amplitude. Destructive interference occurs where path difference = (n + 0.5)λ, producing nodal lines of zero amplitude. These conditions are fixed in space for two coherent sources, creating a stable interference pattern.</w:t>
+              <w:t xml:space="preserve">Diffraction is the spreading of waves around an obstacle or through a gap. It is greatest when the wavelength is comparable to or bigger than the gap, and is very small when the wavelength is much smaller than the gap. The wavelength can be found from v = fλ, for example 0.30 ÷ 10 = 0.03 m = 3.0 cm.</w:t>
             </w:r>
           </w:p>
         </w:tc>
@@ -1522,7 +1522,7 @@
                 <w:sz w:val="18"/>
                 <w:szCs w:val="18"/>
               </w:rPr>
-              <w:t xml:space="preserve">The coloured rings on a soap bubble form because light reflects from both surfaces of the thin soap film. The two reflected waves have a path difference that depends on the local film thickness. Where the path difference matches a whole number of wavelengths of a particular colour, that colour undergoes constructive interference and is seen brightly. Where the path difference is a half-integer multiple of that wavelength, the colour is cancelled by destructive interference. Different colours have different wavelengths, so different colours are constructively reinforced at different thicknesses, producing the ring pattern. For the Kabete tunnel, FM waves that do diffract into the tunnel can also undergo destructive interference when reflected waves from the tunnel walls meet the incoming waves with a path difference of half a wavelength — adding a second mechanism to the FM signal loss first explained by diffraction in Lesson 6.</w:t>
+              <w:t xml:space="preserve">This partly explains Part A of the matatu puzzle: waves can bend around the corner if their wavelength is comparable to the 4.0 m opening. We still need to compare the wavelengths of sound and light with 4.0 m in Lesson 8 to explain why the music is heard around the corner but the torch beam is blocked.</w:t>
             </w:r>
           </w:p>
         </w:tc>
@@ -1575,7 +1575,7 @@
                 <w:sz w:val="18"/>
                 <w:szCs w:val="18"/>
               </w:rPr>
-              <w:t xml:space="preserve">Standing Waves: When a Wave Meets Itself</w:t>
+              <w:t xml:space="preserve">Diffraction and the Corner Puzzle: Why Sound Turns the Corner but Light Does Not</w:t>
             </w:r>
           </w:p>
         </w:tc>
@@ -1607,7 +1607,7 @@
                 <w:sz w:val="18"/>
                 <w:szCs w:val="18"/>
               </w:rPr>
-              <w:t xml:space="preserve">In the PhET simulation, when the frequency was set to specific values, the string stopped looking like a travelling wave and instead formed a pattern of sections — some parts moved up and down with large amplitude while other points never moved at all. When the frequency was increased to the next stable pattern, one more section appeared.</w:t>
+              <w:t xml:space="preserve">We observed that a low tone (about 200 Hz) was heard more clearly than a high tone (about 1000 Hz) around the corner of the partition, while the torch beam did not reach us. We calculated that the matatu horn (400 Hz) has wavelength 0.85 m, the music ranges from 1.7 m (200 Hz) to 0.34 m (1000 Hz), and light has wavelength 5.0x10^-7 m, compared with the 4.0 m street opening.</w:t>
             </w:r>
           </w:p>
         </w:tc>
@@ -1639,7 +1639,7 @@
                 <w:sz w:val="18"/>
                 <w:szCs w:val="18"/>
               </w:rPr>
-              <w:t xml:space="preserve">These stable patterns are called standing waves. They form when a wave reflects off the fixed end and superposes with the incoming wave. Points of permanent zero displacement are called nodes (permanent destructive interference) and points of maximum displacement are called antinodes (permanent constructive interference). For a string of length L, the wavelength of the nth harmonic is given by lambda-n = 2L divided by n.</w:t>
+              <w:t xml:space="preserve">We learned that diffraction is greatest when the wavelength is comparable to or bigger than the gap. For the horn, the ratio of wavelength to gap is 0.85/4.0 = 0.21, so the sound clearly bends, while for light the ratio is about 1.3x10^-7, so it hardly bends at all. Lower pitches (longer wavelengths) bend around the corner more than higher pitches.</w:t>
             </w:r>
           </w:p>
         </w:tc>
@@ -1671,7 +1671,7 @@
                 <w:sz w:val="18"/>
                 <w:szCs w:val="18"/>
               </w:rPr>
-              <w:t xml:space="preserve">A guitar string vibrates in sections because only certain frequencies — those whose wavelength satisfies the condition that n half-wavelengths fit exactly into the string length — produce stable standing waves. At other frequencies, destructive interference prevents a stable pattern from building up. This same standing wave principle determines the length of FM and AM radio antennas: an FM dipole for Classic 105 at 105.2 MHz is about 1.4 m long, while an AM dipole for KBC at 567 kHz would be about 264 m long. This dramatic difference in scale is one more reason FM and AM waves behave so differently near tunnel boundaries — a thread we will complete in Lesson 12.</w:t>
+              <w:t xml:space="preserve">Wanjiru and Otieno hear the matatu music around the building because the sound waves of wavelength 0.34 m to 1.7 m are comparable to the 4.0 m opening and diffract around the corner, while the torch beam, with wavelength 5.0x10^-7 m, hardly diffracts and is blocked by the wall. The pitch change and the fading radio signal are still open questions on our Driving Question Board.</w:t>
             </w:r>
           </w:p>
         </w:tc>
@@ -1724,7 +1724,7 @@
                 <w:sz w:val="18"/>
                 <w:szCs w:val="18"/>
               </w:rPr>
-              <w:t xml:space="preserve">Diffraction and Interference: Why Waves Bend Around Obstacles and Cancel or Reinforce Each Other</w:t>
+              <w:t xml:space="preserve">Interference and the Fading Radio: Loud Spots, Quiet Spots and Weak FM Signal</w:t>
             </w:r>
           </w:p>
         </w:tc>
@@ -1756,7 +1756,7 @@
                 <w:sz w:val="18"/>
                 <w:szCs w:val="18"/>
               </w:rPr>
-              <w:t xml:space="preserve">Using the LabXchange Wave Interference simulation, students observed that waves passing through a gap approximately equal to the wavelength spread out widely (diffract), while waves passing through a much larger gap continue with minimal spreading. Using the PhET Sound simulation with two in-phase speakers, students located audible dead-spots (regions of destructive interference) and loud regions (constructive interference) across the wavefront, recording at least three positions of each type in their evidence tables.</w:t>
+              <w:t xml:space="preserve">In the ripple tank, two sources made bands of strong ripples and calm water. With two speakers playing 340 Hz we found loud and quiet spots in the room, and the quiet spots vanished when one speaker was covered.</w:t>
             </w:r>
           </w:p>
         </w:tc>
@@ -1788,7 +1788,7 @@
                 <w:sz w:val="18"/>
                 <w:szCs w:val="18"/>
               </w:rPr>
-              <w:t xml:space="preserve">Diffraction is the bending of waves around obstacles or through gaps, and it is maximised when the gap width is approximately equal to the wavelength. The Principle of Superposition states that when two waves overlap, the resultant displacement at any point is the algebraic sum of the individual displacements — producing constructive interference (amplitude doubles, crests align) or destructive interference (amplitude cancels, crest meets trough). FM radio waves (λ ≈ 2.85 m, f = 105.2 MHz) barely diffract through the Kabete tunnel mouth (~8 m wide) compared with AM waves (λ ≈ 529 m), AND reflected FM waves inside the tunnel create destructive interference dead-zones — together explaining the FM signal blackout.</w:t>
+              <w:t xml:space="preserve">Overlapping waves add together (superposition). When the path difference is nλ the waves reinforce (constructive interference, loud or strong). When it is (n+1/2)λ they cancel (destructive interference, quiet or weak). For 340 Hz, λ = 1.00 m, so a path difference of 1.00 m gives a loud spot and 0.50 m gives a quiet spot.</w:t>
             </w:r>
           </w:p>
         </w:tc>
@@ -1820,7 +1820,7 @@
                 <w:sz w:val="18"/>
                 <w:szCs w:val="18"/>
               </w:rPr>
-              <w:t xml:space="preserve">The FM radio signal on Classic 105 (105.2 MHz) cuts out in the Kabete tunnel for two compounding reasons: (1) FM wavelengths (~2.85 m) are smaller than the tunnel mouth width (~8 m), so the ratio gap/λ ≈ 2.8, giving very limited diffraction — the signal barely bends into the tunnel; (2) inside the tunnel, the incoming FM signal and its reflections off the concrete walls overlap and produce destructive interference at many positions, creating dead-zones where the signal amplitude drops to near zero. AM waves (λ ≈ 529 m) are unaffected because the tunnel mouth is tiny compared with their wavelength (gap/λ ≈ 0.015), so AM waves diffract almost as if the tunnel wall were not there, and because their wavelength is vastly longer than the tunnel, reflected AM waves cannot form the fine pattern of interference dead-zones that affects FM, so a usable signal is maintained.</w:t>
+              <w:t xml:space="preserve">Near the Ngong Hills, the 100 MHz FM signal has λ = 3.0 m. The direct signal and the signal reflected from the hillside overlap and cancel at weak spots about 1.5 m apart, then reinforce between them. The radio fades and returns even though the station never changes.</w:t>
             </w:r>
           </w:p>
         </w:tc>
@@ -1873,7 +1873,7 @@
                 <w:sz w:val="18"/>
                 <w:szCs w:val="18"/>
               </w:rPr>
-              <w:t xml:space="preserve">Bending Light: Refraction, Snell's Law, and Total Internal Reflection</w:t>
+              <w:t xml:space="preserve">Standing Waves and Musical Notes: Guitar Strings, Nodes and the Half-Wavelength Link</w:t>
             </w:r>
           </w:p>
         </w:tc>
@@ -1905,7 +1905,7 @@
                 <w:sz w:val="18"/>
                 <w:szCs w:val="18"/>
               </w:rPr>
-              <w:t xml:space="preserve">Students used the PhET Bending Light simulation to observe a laser ray bending at water–air and glass–air boundaries at five different angles of incidence. They also observed total internal reflection (TIR) when the angle of incidence exceeded the critical angle (~49° for water, ~42° for glass). They connected the simulation to the canteen bent-straw supporting phenomenon.</w:t>
+              <w:t xml:space="preserve">We observed that a slinky and a guitar string of length 0.65 m, when shaken or plucked, showed fixed points of no movement (nodes) and points of large movement (antinodes). The fundamental pattern had 2 nodes and 1 antinode; the second pattern had 3 nodes and 2 antinodes. A shorter string (0.325 m) and a tighter string gave a higher note.</w:t>
             </w:r>
           </w:p>
         </w:tc>
@@ -1937,7 +1937,7 @@
                 <w:sz w:val="18"/>
                 <w:szCs w:val="18"/>
               </w:rPr>
-              <w:t xml:space="preserve">Students discovered that the ratio sinθᵢ / sinθᵣ is constant for a given pair of media — this constant is the refractive index n. They formalised Snell's Law: n₁sinθ₁ = n₂sinθ₂. They learned that TIR occurs when a wave travels from a denser to a less dense medium at an angle greater than the critical angle (sinθ_c = 1/n). They connected TIR to fibre-optic cables (TEAMS undersea cable, Mombasa) and linked refraction at boundaries to the Kabete tunnel FM signal loss.</w:t>
+              <w:t xml:space="preserve">We learned that a standing wave forms when a wave and its reflection travel in opposite directions and superpose. Adjacent nodes are λ/2 apart, and for the fundamental L = λ/2. With v = 143 m/s on a 0.65 m string, λ = 1.30 m and f = 110 Hz; the second harmonic is 220 Hz, and a 0.325 m string also gives 220 Hz. Length and tension set the note.</w:t>
             </w:r>
           </w:p>
         </w:tc>
@@ -1969,7 +1969,7 @@
                 <w:sz w:val="18"/>
                 <w:szCs w:val="18"/>
               </w:rPr>
-              <w:t xml:space="preserve">Waves change speed when they cross a boundary between two media of different optical densities. This speed change causes the wave to bend (refract) — toward the normal when entering a denser medium, away from the normal when entering a less dense medium. When the angle is steep enough (beyond the critical angle), no energy crosses the boundary: total internal reflection occurs. The Kabete FM fade is explained by limited diffraction (FM λ ≈ 2.85 m is small compared with the ~8 m tunnel opening), not by total internal reflection; TIR is the physics that keeps internet light signals travelling inside TEAMS fibre-optic cables all the way from Mombasa to the world.</w:t>
+              <w:t xml:space="preserve">We explained that the weak FM spots near the Ngong Hills are about 1.5 m apart because the direct and reflected signals overlap, and the 100 MHz signal has wavelength 3.0 m, so weak spots are half a wavelength (1.5 m) apart, just as nodes on a string are λ/2 apart. This strengthens Part C of our model, while the pitch change of the matatu horn (Part B) still needs explaining.</w:t>
             </w:r>
           </w:p>
         </w:tc>
@@ -2022,7 +2022,7 @@
                 <w:sz w:val="18"/>
                 <w:szCs w:val="18"/>
               </w:rPr>
-              <w:t xml:space="preserve">Resonance and Stationary Waves — Why the Tunnel Amplifies Some Sounds and Kills Others</w:t>
+              <w:t xml:space="preserve">The Doppler Effect: Why the Matatu Horn Changes Pitch</w:t>
             </w:r>
           </w:p>
         </w:tc>
@@ -2054,7 +2054,7 @@
                 <w:sz w:val="18"/>
                 <w:szCs w:val="18"/>
               </w:rPr>
-              <w:t xml:space="preserve">Students observed standing wave patterns forming on a string in the PhET 'Wave on a String' simulation, identifying nodes (points of zero displacement) and antinodes (points of maximum displacement) at discrete resonant frequencies. They also observed a live rubber-band demonstration in which only specific pluck frequencies produced sustained, symmetrical vibration patterns. The tunnel calculation revealed that FM wavelengths (~2.85 m for Classic 105) can satisfy L = nλ/2 for the ~120 m Kabete tunnel, while AM wavelengths (~529 m for KBC 567 kHz) cannot form a standing wave in the tunnel.</w:t>
+              <w:t xml:space="preserve">We observed that the pitch of a moving horn or siren sounds higher when the source moves toward us and lower when it moves away, and that the effect is bigger for faster sources, even though the source itself does not change (matatu horn 400 Hz heard as 418 Hz and 383 Hz; ambulance 700 Hz heard as 744 Hz and 661 Hz).</w:t>
             </w:r>
           </w:p>
         </w:tc>
@@ -2086,7 +2086,7 @@
                 <w:sz w:val="18"/>
                 <w:szCs w:val="18"/>
               </w:rPr>
-              <w:t xml:space="preserve">Stationary (standing) waves form when two waves of equal frequency and amplitude travel in opposite directions and superpose. In an enclosed space like a tunnel, the outgoing wave and its reflection interfere to produce a standing wave only when the cavity length equals a whole number of half-wavelengths (L = nλ/2). This is called resonance. At resonance, energy builds up at antinodes; at other frequencies, destructive interference dominates. Nodes are points of permanent destructive interference; antinodes are points of permanent constructive interference. FM signals (short wavelength) can form interference patterns inside the Kabete tunnel, producing destructive dead-zones as well as reinforcement spots depending on position; AM signals (very long wavelength) cannot resonate inside the tunnel at all.</w:t>
+              <w:t xml:space="preserve">We learned that the Doppler effect is the apparent change in frequency because of relative motion between source and observer: approaching f' = f v/(v - vs) and receding f' = f v/(v + vs), with v = 340 m/s for sound and wavelength and frequency linked by the wave equation v = fλ.</w:t>
             </w:r>
           </w:p>
         </w:tc>
@@ -2118,7 +2118,7 @@
                 <w:sz w:val="18"/>
                 <w:szCs w:val="18"/>
               </w:rPr>
-              <w:t xml:space="preserve">The selective behaviour of FM and AM signals in the Kabete tunnel is now explained by two wave behaviours working together: (1) INTERFERENCE / STATIONARY WAVES — FM wavelengths are short enough for reflections inside the tunnel to interfere, creating destructive dead-zones (nodes) where the signal is cancelled, as well as reinforcement spots (antinodes), depending on position. AM wavelengths are far too long to form any standing wave in the tunnel and so do not experience resonance-based cancellation or amplification; (2) DIFFRACTION (Lessons 6 and 9) — AM waves, having much longer wavelengths, diffract significantly around the tunnel entrance and exits, allowing them to 'bend in' and maintain some signal strength throughout; FM waves diffract less and are more directional. Together, these two mechanisms explain why Classic 105 FM fades inside the Kabete tunnel while the AM signal on the same receiver remains audible.</w:t>
+              <w:t xml:space="preserve">We explained that Baraka's horn stays at 400 Hz, but the moving matatu (15 m/s) compresses the waves ahead of it so Otieno hears 418 Hz, and stretches them behind it so Wanjiru hears 383 Hz, a drop of 35 Hz. This completes Part B of our class model; the corner puzzle (Part A) and the fading radio (Part C) have different causes.</w:t>
             </w:r>
           </w:p>
         </w:tc>
@@ -2171,7 +2171,7 @@
                 <w:sz w:val="18"/>
                 <w:szCs w:val="18"/>
               </w:rPr>
-              <w:t xml:space="preserve">Final Explanation — Pulling It All Together: From the Matatu Horn to the Kabete Tunnel</w:t>
+              <w:t xml:space="preserve">Applications and Synthesis: FM, Ultrasound and the Final Explanation of the Matatu Phenomenon</w:t>
             </w:r>
           </w:p>
         </w:tc>
@@ -2203,7 +2203,7 @@
                 <w:sz w:val="18"/>
                 <w:szCs w:val="18"/>
               </w:rPr>
-              <w:t xml:space="preserve">Students observed in the PhET Wave Interference simulation (single-slit mode) that an FM wave (λ ≈ 2.85 m, simulating 105.2 MHz) passing through an 8 m gap (the Kabete tunnel) produces very little spreading beyond the gap, while an AM wave (λ ≈ 529 m, simulating 567 kHz) passing through the same gap spreads almost uniformly in all directions. Students also observed their own Lesson 1 initial model diagrams — featuring vague or incorrect explanations — placed side by side with their detailed final annotated models, making conceptual change physically visible.</w:t>
+              <w:t xml:space="preserve">We observed that music is heard around the building but the torch beam is blocked; the matatu horn sounds 418 Hz approaching and 383 Hz receding; the FM radio fades near the Ngong Hills about every 1.5 m; the FM carrier is 100 MHz and changes frequency with a 1 kHz tone (up to 75 kHz) while amplitude stays constant; ultrasound of 3.5 MHz in soft tissue at 1540 m/s has a wavelength of 0.44 mm and its echoes make an image.</w:t>
             </w:r>
           </w:p>
         </w:tc>
@@ -2235,7 +2235,7 @@
                 <w:sz w:val="18"/>
                 <w:szCs w:val="18"/>
               </w:rPr>
-              <w:t xml:space="preserve">Students learned that ALL the wave behaviours encountered in this sub-strand — rectilinear propagation, reflection, refraction, diffraction, interference, resonance, and the Doppler effect — are not isolated facts but properties of a single underlying entity: a wave is a disturbance that transfers energy without transferring matter. They learned that the degree of diffraction depends on the ratio of wavelength to gap size (when λ ≈ gap or λ &gt;&gt; gap, significant diffraction occurs; when λ &lt;&lt; gap, minimal diffraction occurs), which is precisely why AM waves (λ ~ hundreds of metres) bend around the Kabete tunnel walls while FM waves (λ ~ 3 m) do not. They learned that the Doppler effect — the apparent change in frequency due to relative motion between source and observer — explains why the matatu horn rises in pitch on approach and falls on departure, even though the driver never changes the horn. Together, these two explanations resolve both mysteries of the anchoring phenomenon.</w:t>
+              <w:t xml:space="preserve">We learned that sound waves of wavelength 0.34 m to 1.7 m are comparable to the 4.0 m opening and diffract, while light of 5.0x10^-7 m hardly does; that the Doppler effect changes the frequency heard when a source moves; that interference of direct and reflected signals makes weak and strong spots; and that FM radio and ultrasound imaging apply frequency, wavelength, reflection and the wave equation v = fλ.</w:t>
             </w:r>
           </w:p>
         </w:tc>
@@ -2267,7 +2267,7 @@
                 <w:sz w:val="18"/>
                 <w:szCs w:val="18"/>
               </w:rPr>
-              <w:t xml:space="preserve">Students explained in a collaboratively written scientific paragraph that: (1) The matatu horn appears to change pitch because of the Doppler effect — as the matatu approaches, successive sound wave crests are compressed into a shorter distance, increasing the frequency (and therefore pitch) detected at the student's ear; as it moves away, wave crests are stretched out, decreasing the detected frequency. The matatu's own horn frequency never changes — only the perceived frequency does. (2) The FM signal (Classic 105, 105.2 MHz, λ ≈ 2.85 m) fades in the Kabete tunnel because FM waves have a wavelength far smaller than the tunnel opening (~8 m), meaning the ratio λ/gap &lt;&lt; 1 and diffraction is minimal — FM waves travel in nearly straight lines and cannot bend around tunnel walls into the shadow zone. AM waves (λ ~ hundreds of metres) have a wavelength far larger than the tunnel opening, so λ/gap &gt;&gt; 1, strong diffraction occurs, and AM waves bend readily around and into the tunnel, reaching the receiver even in the shadow zone. Both explanations are unified by the same underlying principle: waves transfer energy according to properties — frequency, wavelength, amplitude — that govern how they interact with the physical world.</w:t>
+              <w:t xml:space="preserve">The music is heard around the corner because sound diffracts around the 4.0 m opening (0.85 m wavelength, ratio 0.21) but light does not. The horn really stays at 400 Hz; it sounds 418 Hz approaching and 383 Hz receding because the moving matatu compresses waves ahead and stretches them behind (Doppler effect). The FM signal fades near the Ngong Hills because the direct and reflected 3.0 m waves interfere destructively about 1.5 m apart, while the station never changes.</w:t>
             </w:r>
           </w:p>
         </w:tc>
@@ -2391,7 +2391,7 @@
         </w:rPr>
         <w:t xml:space="preserve">© 2026 SeaVuria and ARES. This work is licensed under a </w:t>
       </w:r>
-      <w:hyperlink w:history="1" r:id="rIdwgobfperljtyw48a_yiwz">
+      <w:hyperlink w:history="1" r:id="rIdpaa0tfx8acdhsz2crbnci">
         <w:r>
           <w:rPr>
             <w:rFonts w:ascii="Arial" w:cs="Arial" w:eastAsia="Arial" w:hAnsi="Arial"/>
@@ -2411,7 +2411,7 @@
         </w:rPr>
         <w:t xml:space="preserve"> (</w:t>
       </w:r>
-      <w:hyperlink w:history="1" r:id="rIdlq9mky_78_mmec8c6h4v0">
+      <w:hyperlink w:history="1" r:id="rId9cgtw4tqeeu7apkbsjeq1">
         <w:r>
           <w:rPr>
             <w:rFonts w:ascii="Arial" w:cs="Arial" w:eastAsia="Arial" w:hAnsi="Arial"/>
@@ -2431,7 +2431,7 @@
         </w:rPr>
         <w:t xml:space="preserve">). To view a copy of this license, visit </w:t>
       </w:r>
-      <w:hyperlink w:history="1" r:id="rIdiu3vpr6wygebgts90d7af">
+      <w:hyperlink w:history="1" r:id="rId9fonqshryinyij_8y9e9n">
         <w:r>
           <w:rPr>
             <w:rFonts w:ascii="Arial" w:cs="Arial" w:eastAsia="Arial" w:hAnsi="Arial"/>

--- a/data/outputs/v2/Physics/SS2.1_Properties_of_Waves/Physics_Properties_of_Waves_SummaryTable.docx
+++ b/data/outputs/v2/Physics/SS2.1_Properties_of_Waves/Physics_Properties_of_Waves_SummaryTable.docx
@@ -227,7 +227,7 @@
                 <w:sz w:val="18"/>
                 <w:szCs w:val="18"/>
               </w:rPr>
-              <w:t xml:space="preserve">DRIVING QUESTION: How can we hear a matatu around a corner that we cannot see, and why does its pitch change and its radio signal fade as it moves?</w:t>
+              <w:t xml:space="preserve">DRIVING QUESTION: How do sound waves reflect, and why do some places produce stronger echoes than others?</w:t>
             </w:r>
           </w:p>
         </w:tc>
@@ -532,7 +532,7 @@
                 <w:sz w:val="18"/>
                 <w:szCs w:val="18"/>
               </w:rPr>
-              <w:t xml:space="preserve">The Matatu Mystery: Launching the Phenomenon</w:t>
+              <w:t xml:space="preserve">Anchoring Phenomenon: Echoes at Hell's Gate, Ngong, Kisumu and Nairobi</w:t>
             </w:r>
           </w:p>
         </w:tc>
@@ -564,7 +564,7 @@
                 <w:sz w:val="18"/>
                 <w:szCs w:val="18"/>
               </w:rPr>
-              <w:t xml:space="preserve">Write what you observed about the three puzzles: the music heard around the corner while the torch beam was blocked by the wall, the matatu horn (true frequency 400 Hz) heard at 418 Hz while approaching and 383 Hz while receding at 15 m/s, and the 100 MHz FM radio fading at certain spots near the Ngong Hills though the station never changes.</w:t>
+              <w:t xml:space="preserve">At Hell's Gate (85 m) and Ngong Hills (170 m) we heard clear echoes after a delay (0.50 s and 1.00 s). In the Kisumu hall (12 m) the sound was loud, muddy and drawn-out. On the open Nairobi grounds (nearest hard wall 300 m) we heard no echo. At the school wall we also listened for our own sound coming back and described what we heard.</w:t>
             </w:r>
           </w:p>
         </w:tc>
@@ -596,7 +596,7 @@
                 <w:sz w:val="18"/>
                 <w:szCs w:val="18"/>
               </w:rPr>
-              <w:t xml:space="preserve">Write what you learned today: a wave is a disturbance that carries energy from one place to another without carrying matter (as shown by the slinky pulse and the sound from the matatu horn), and good scientific questions are testable.</w:t>
+              <w:t xml:space="preserve">An echo is sound coming back to us after it meets a surface. Different places give different results, and there is a delay between the shout and the echo. We do not yet know exactly why some places give strong echoes and others do not.</w:t>
             </w:r>
           </w:p>
         </w:tc>
@@ -628,7 +628,7 @@
                 <w:sz w:val="18"/>
                 <w:szCs w:val="18"/>
               </w:rPr>
-              <w:t xml:space="preserve">Write what you can explain so far, and what you cannot yet explain: give your best first idea for each of Parts A (corner), B (pitch) and C (fading signal) in your model, and list one question from the Driving Question Board that you want answered next.</w:t>
+              <w:t xml:space="preserve">Our first ideas: the sound travels from us to the wall or cliff and comes back, and the delay may be the time it takes to travel there and back. The hall may sound muddy because of many walls, and the open field may give no echo because the sound spreads out or is absorbed. We will test these ideas in later lessons.</w:t>
             </w:r>
           </w:p>
         </w:tc>
@@ -681,7 +681,7 @@
                 <w:sz w:val="18"/>
                 <w:szCs w:val="18"/>
               </w:rPr>
-              <w:t xml:space="preserve">Waves Travel in Straight Lines: Rays, Wavefronts and the Blocked Torch Beam</w:t>
+              <w:t xml:space="preserve">Rectilinear Propagation: Light and Wave Paths from Source to Cliff and Back</w:t>
             </w:r>
           </w:p>
         </w:tc>
@@ -713,7 +713,7 @@
                 <w:sz w:val="18"/>
                 <w:szCs w:val="18"/>
               </w:rPr>
-              <w:t xml:space="preserve">In the ripple tank at 10 Hz in deep water we saw straight, evenly spaced plane wavefronts with wavelength 3.0 cm, and we calculated v = 0.30 m/s. A torch beam through a slit travelled in a straight line, and a block in its path made a dark shadow with a sharp edge.</w:t>
+              <w:t xml:space="preserve">We saw that shadows have sharp edges shaped like the object, that light passes through aligned holes but not when one hole is moved, that a pinhole camera makes an upside-down image, and in the PhET Geometric Optics simulation that the ray from the source stays straight until it meets an obstacle. We saw that light seems instant while a shout at Hell's Gate takes 0.50 s to return.</w:t>
             </w:r>
           </w:p>
         </w:tc>
@@ -745,7 +745,7 @@
                 <w:sz w:val="18"/>
                 <w:szCs w:val="18"/>
               </w:rPr>
-              <w:t xml:space="preserve">In a uniform medium waves travel in straight lines (rectilinear propagation). A wavefront joins points in phase, and a ray is drawn at 90 degrees to the wavefronts to show direction. Light travels at 3.0x10^8 m/s in air and obeys this rule.</w:t>
+              <w:t xml:space="preserve">Light travels in straight lines in a uniform medium (rectilinear propagation). A ray is a straight line with an arrow showing the direction in which wave energy travels. Light travels at 3.0 x 10^8 m/s, about a million times faster than sound at 340 m/s, so sound shows a delay over distance.</w:t>
             </w:r>
           </w:p>
         </w:tc>
@@ -777,7 +777,7 @@
                 <w:sz w:val="18"/>
                 <w:szCs w:val="18"/>
               </w:rPr>
-              <w:t xml:space="preserve">We can explain why a torch beam from the matatu is blocked by the concrete wall: the light rays travel straight and cannot pass through or around the wall, so a shadow forms where Wanjiru and Otieno stand. We cannot yet explain why the music is heard around the corner, and that question stays on the Driving Question Board.</w:t>
+              <w:t xml:space="preserve">The shout at Hell's Gate can be drawn as a straight ray from the learner to the cliff 85 m away and a straight ray back, a total of 170 m. At 340 m/s this takes 0.50 s, which is the delay Wanjiru and Kiprono noticed. We still need to find out what happens at the cliff, why the sound returns, and why the echo is strong at some places and weak at others.</w:t>
             </w:r>
           </w:p>
         </w:tc>
@@ -830,7 +830,7 @@
                 <w:sz w:val="18"/>
                 <w:szCs w:val="18"/>
               </w:rPr>
-              <w:t xml:space="preserve">Bouncing Back: Reflection and the Laws of Reflection</w:t>
+              <w:t xml:space="preserve">Reflection of Waves: The Laws of Reflection</w:t>
             </w:r>
           </w:p>
         </w:tc>
@@ -862,7 +862,7 @@
                 <w:sz w:val="18"/>
                 <w:szCs w:val="18"/>
               </w:rPr>
-              <w:t xml:space="preserve">We observed ripples (10 Hz, wavelength 3.0 cm) bouncing off a barrier, light rays bouncing off a plane mirror with the angle of reflection equal to the angle of incidence, and an echo returning after 0.50 s from a wall 85 m away.</w:t>
+              <w:t xml:space="preserve">We shone a ray at a plane mirror and found that when i = 40 degrees, r = 40 degrees (measured from the normal). We watched ripples bounce off a barrier at an equal angle, and drew a sound ray reflecting from the Hell's Gate cliff.</w:t>
             </w:r>
           </w:p>
         </w:tc>
@@ -894,7 +894,7 @@
                 <w:sz w:val="18"/>
                 <w:szCs w:val="18"/>
               </w:rPr>
-              <w:t xml:space="preserve">Waves reflect from surfaces according to the law of reflection: the angle of incidence i equals the angle of reflection r, measured from the normal, and the incident ray, reflected ray and normal lie in the same plane. Reflection does not change the frequency, wavelength or speed of the wave in the same medium. An echo is a reflected sound wave.</w:t>
+              <w:t xml:space="preserve">The two laws of reflection: the angle of incidence equals the angle of reflection (both measured from the normal), and the incident ray, reflected ray and normal lie in the same plane. These laws apply to light, water waves and sound.</w:t>
             </w:r>
           </w:p>
         </w:tc>
@@ -926,7 +926,7 @@
                 <w:sz w:val="18"/>
                 <w:szCs w:val="18"/>
               </w:rPr>
-              <w:t xml:space="preserve">Sound from the matatu can reach Wanjiru and Otieno by reflecting from walls, and the Ngong Hills can reflect the FM radio signal, giving a second signal that will later be used to explain the fading spots. Reflection alone does not yet explain how sound bends around the corner (Part A), why the pitch changes (Part B), or why the signal fades (Part C), so we need more evidence in later lessons.</w:t>
+              <w:t xml:space="preserve">When Wanjiru shouts at the Hell's Gate cliff, the sound travels in a straight line, reflects from the cliff obeying the law of reflection (i = r) and returns to the listeners. This explains how the voice comes back, but not yet the delay or why some places give stronger echoes than others.</w:t>
             </w:r>
           </w:p>
         </w:tc>
@@ -979,7 +979,7 @@
                 <w:sz w:val="18"/>
                 <w:szCs w:val="18"/>
               </w:rPr>
-              <w:t xml:space="preserve">Echoes, Sonar and Hall Design: Putting Reflection to Work</w:t>
+              <w:t xml:space="preserve">Reflection of Sound: Echo Measurement and Surfaces</w:t>
             </w:r>
           </w:p>
         </w:tc>
@@ -1011,7 +1011,7 @@
                 <w:sz w:val="18"/>
                 <w:szCs w:val="18"/>
               </w:rPr>
-              <w:t xml:space="preserve">We observed that a clap 85 m from a wall returns as an echo after 0.50 s, that a closer wall gives a delay too short to hear separately, and that a Lake Victoria sonar pulse returned after 0.040 s.</w:t>
+              <w:t xml:space="preserve">We observed that sound clapped at about 50 m from the school wall returned after about 0.294 s per interval (10 intervals in 2.94 s), that the delays at the four sites were 0.50 s (Hell's Gate), 1.00 s (Ngong Hills), 0.07 s (Kisumu hall) and 1.76 s (Nairobi grounds), and that hard surfaces such as rock (90%) and painted concrete (85%) return much more sound than curtains (15%) or grass and foam (10%).</w:t>
             </w:r>
           </w:p>
         </w:tc>
@@ -1043,7 +1043,7 @@
                 <w:sz w:val="18"/>
                 <w:szCs w:val="18"/>
               </w:rPr>
-              <w:t xml:space="preserve">We learned that sound reflects from hard surfaces following the law of reflection, that d = vt/2 because the sound travels there and back, that a separate echo needs at least 17 m in air, and that hard and soft surfaces change how a hall sounds.</w:t>
+              <w:t xml:space="preserve">We learned that d = vt/2 gives the one-way distance from the round trip time, that a distinct echo needs a delay of at least 0.1 s which means a reflector at least 17 m away, and that strong echoes need hard smooth surfaces while soft surfaces absorb sound. Reverberation is overlapping reflections that merge and prolong the sound.</w:t>
             </w:r>
           </w:p>
         </w:tc>
@@ -1075,7 +1075,7 @@
                 <w:sz w:val="18"/>
                 <w:szCs w:val="18"/>
               </w:rPr>
-              <w:t xml:space="preserve">We can explain that the sonar depth is 1500 x 0.040 / 2 = 30 m and that reflection can send some matatu sound along the street, but reflection alone does not explain why sound reaches people around the 4.0 m opening, why the horn pitch changes, or why the FM signal fades.</w:t>
+              <w:t xml:space="preserve">We can explain that the voice returns after a delay of 2d/v because sound reflects from the cliff, valley wall or building. Echoes are clear at Hell's Gate and Ngong Hills because the surfaces are far (more than 17 m) and hard; the Kisumu hall is muddy because the wall is only 12 m away (0.07 s) and many hard surfaces keep reflecting; and the Nairobi field gives no echo because the sound spreads out, grass absorbs it and the only big wall is 300 m away, so the return is too faint.</w:t>
             </w:r>
           </w:p>
         </w:tc>
@@ -1128,7 +1128,7 @@
                 <w:sz w:val="18"/>
                 <w:szCs w:val="18"/>
               </w:rPr>
-              <w:t xml:space="preserve">Refraction: Speed and Direction Change</w:t>
+              <w:t xml:space="preserve">Refraction of Waves: Why Waves Change Direction When Their Speed Changes</w:t>
             </w:r>
           </w:p>
         </w:tc>
@@ -1160,7 +1160,7 @@
                 <w:sz w:val="18"/>
                 <w:szCs w:val="18"/>
               </w:rPr>
-              <w:t xml:space="preserve">In the ripple tank, waves moved from deep water (v = 0.30 m/s, wavelength 3.0 cm) into shallow water (v = 0.20 m/s, wavelength 2.0 cm) at 10 Hz, and the wavefronts bunched closer and the direction turned toward the normal. In the PhET simulation a light ray in air at 40 degrees entered water and bent to about 29 degrees, toward the normal; going from water to air it bent away.</w:t>
+              <w:t xml:space="preserve">We observed that a straw standing in water looks bent or broken at the water surface, a coin in a cup appears when water is poured in, and a Lake Victoria pool of real depth 1.33 m looks only 1.00 m deep. In the ripple tank videos, water waves moving from deep to shallow water changed direction and had shorter wavelengths. We saw no bend when we looked straight down along the normal.</w:t>
             </w:r>
           </w:p>
         </w:tc>
@@ -1192,7 +1192,7 @@
                 <w:sz w:val="18"/>
                 <w:szCs w:val="18"/>
               </w:rPr>
-              <w:t xml:space="preserve">Refraction is a change of direction of a wave caused by a change of wave speed at a boundary. A wave that slows down bends toward the normal; a wave that speeds up bends away from the normal. The frequency stays the same while the speed and wavelength change.</w:t>
+              <w:t xml:space="preserve">We learned that refraction is the change in direction of a wave when it passes from one medium to another because its speed changes. Light travels at 3.0 x 10^8 m/s in air, 2.26 x 10^8 m/s in water and 2.0 x 10^8 m/s in glass, so it slows down and bends toward the normal when entering water or glass. Sound travels at 340 m/s in air and about 1500 m/s in water, so it speeds up. Reflection keeps the wave in the same medium (i = r), while refraction sends it into the second medium.</w:t>
             </w:r>
           </w:p>
         </w:tc>
@@ -1224,7 +1224,7 @@
                 <w:sz w:val="18"/>
                 <w:szCs w:val="18"/>
               </w:rPr>
-              <w:t xml:space="preserve">Refraction describes how waves behave when they enter a new medium or depth, but it does not explain why the matatu music is heard around the building, because the sound stays in the same air. We still need other ideas to explain the corner, the pitch change and the fading radio signal near the Ngong Hills.</w:t>
+              <w:t xml:space="preserve">The straw looks broken and the pool looks shallower (1.00 m instead of 1.33 m) because light changes speed and direction at the water surface, so rays from the bottom bend away from the normal and our eyes trace them back to a higher apparent position. This adds to the echo model: at a boundary, part of the wave is reflected (the echo we hear at Hell's Gate after 0.50 s and Ngong Hills after 1.00 s) and the rest is absorbed or goes into the second medium and refracts. The more energy that is reflected (cliff rock 90%) the stronger the echo, and the more that is absorbed (grass 10%) the weaker the echo.</w:t>
             </w:r>
           </w:p>
         </w:tc>
@@ -1277,7 +1277,7 @@
                 <w:sz w:val="18"/>
                 <w:szCs w:val="18"/>
               </w:rPr>
-              <w:t xml:space="preserve">Refraction Calculations and the Bent Straw: Why Wavelength Changes but Frequency Does Not</w:t>
+              <w:t xml:space="preserve">Snell's Law, Refractive Index and Lenses: Bending Waves in Our Echo Model</w:t>
             </w:r>
           </w:p>
         </w:tc>
@@ -1309,7 +1309,7 @@
                 <w:sz w:val="18"/>
                 <w:szCs w:val="18"/>
               </w:rPr>
-              <w:t xml:space="preserve">In the ripple tank at 10 Hz, the waves had a wavelength of 3.0 cm in deep water and 2.0 cm in shallow water and bent at the boundary. A ray of light entering water at 40 degrees bent to about 29 degrees from the normal. A straw in water looked broken at the surface.</w:t>
+              <w:t xml:space="preserve">Light bent towards the normal when it entered water (r about 32 degrees) and glass (r about 28 degrees) from air at i = 45 degrees; a converging lens brought parallel rays together at a focal point and a diverging lens spread them out.</w:t>
             </w:r>
           </w:p>
         </w:tc>
@@ -1341,7 +1341,7 @@
                 <w:sz w:val="18"/>
                 <w:szCs w:val="18"/>
               </w:rPr>
-              <w:t xml:space="preserve">When a wave is refracted, its frequency stays the same because the source sets it, while its speed and wavelength change (v = fλ). The refractive index n = sin i / sin r = c/v; for water n = 1.33 and light travels at 2.26x10^8 m/s. Wavelength depends on the speed of the wave and the frequency of the source.</w:t>
+              <w:t xml:space="preserve">Snell's law n1 sin i = n2 sin r with n = 1.00 (air), 1.33 (water) and 1.50 (glass); a higher n means slower light (2.26 x 10^8 m/s in water, 2.0 x 10^8 m/s in glass) and more bending towards the normal; converging and diverging lenses are used in spectacles, cameras and microscopes.</w:t>
             </w:r>
           </w:p>
         </w:tc>
@@ -1373,7 +1373,7 @@
                 <w:sz w:val="18"/>
                 <w:szCs w:val="18"/>
               </w:rPr>
-              <w:t xml:space="preserve">The straw looks bent because light from its underwater part bends away from the normal as it leaves the water, and our eyes trace the rays back in straight lines to a shallower apparent position. The straw itself is straight. This does not yet explain why sound turns the corner, but we now have the tool v = fλ to work out wavelengths, such as 0.85 m for the matatu horn at 400 Hz, which we will use in Lessons 7 and 8.</w:t>
+              <w:t xml:space="preserve">At a boundary a wave can reflect and also refract. The Hell's Gate echo (0.50 s) and the Ngong Hills echo (1.00 s) come from reflection, which sends the sound back. Refraction describes the part of the wave that enters a new medium and bends because its speed changes. Refraction alone does not explain the echo, so the muddy Kisumu hall sound and the missing echo on the Nairobi grounds still need other wave ideas.</w:t>
             </w:r>
           </w:p>
         </w:tc>
@@ -1426,7 +1426,7 @@
                 <w:sz w:val="18"/>
                 <w:szCs w:val="18"/>
               </w:rPr>
-              <w:t xml:space="preserve">Diffraction: Gap Size and Wavelength</w:t>
+              <w:t xml:space="preserve">Diffraction of Waves: Why Sound Turns Corners but Light Does Not</w:t>
             </w:r>
           </w:p>
         </w:tc>
@@ -1458,7 +1458,7 @@
                 <w:sz w:val="18"/>
                 <w:szCs w:val="18"/>
               </w:rPr>
-              <w:t xml:space="preserve">In the ripple tank at 10 Hz (λ = 3.0 cm), waves passing through a wide gap of 12 cm mostly travelled straight, while waves passing through a narrow gap of 3 cm or 1.5 cm spread out in almost circular wavefronts. The PhET simulation showed the same pattern when slit width or wavelength was changed. The street opening around the building is 4.0 m wide.</w:t>
+              <w:t xml:space="preserve">We observed that waves passing through a gap spread out on the far side, and that the spreading was greatest when the gap was about the same size as the wavelength. In the simulation, narrow gaps and long wavelengths gave strong spreading, while wide gaps gave a nearly straight beam. At the classroom door, we could hear Mr. Mwangi around the corner but could not see him, and the torch light made a sharp patch.</w:t>
             </w:r>
           </w:p>
         </w:tc>
@@ -1490,7 +1490,7 @@
                 <w:sz w:val="18"/>
                 <w:szCs w:val="18"/>
               </w:rPr>
-              <w:t xml:space="preserve">Diffraction is the spreading of waves around an obstacle or through a gap. It is greatest when the wavelength is comparable to or bigger than the gap, and is very small when the wavelength is much smaller than the gap. The wavelength can be found from v = fλ, for example 0.30 ÷ 10 = 0.03 m = 3.0 cm.</w:t>
+              <w:t xml:space="preserve">We learned that diffraction is the spreading of waves around edges and through gaps. We learned to calculate wavelength using v = f x wavelength: 340 Hz gives 1.0 m and 1000 Hz gives 0.34 m, while green light is about 5.5 x 10^-7 m. A 1.0 m doorway is comparable to the 340 Hz sound wavelength but enormously larger than the wavelength of light. Diffraction does not change frequency or wavelength.</w:t>
             </w:r>
           </w:p>
         </w:tc>
@@ -1522,7 +1522,7 @@
                 <w:sz w:val="18"/>
                 <w:szCs w:val="18"/>
               </w:rPr>
-              <w:t xml:space="preserve">This partly explains Part A of the matatu puzzle: waves can bend around the corner if their wavelength is comparable to the 4.0 m opening. We still need to compare the wavelengths of sound and light with 4.0 m in Lesson 8 to explain why the music is heard around the corner but the torch beam is blocked.</w:t>
+              <w:t xml:space="preserve">Sound turns corners more than light because its wavelength (about 1.0 m for 340 Hz) is comparable to the size of doorways and obstacles, so it spreads strongly, while the wavelength of light (5.5 x 10^-7 m) is tiny compared to the gap, so light barely bends and seems to travel in straight lines. This adds to our echo model: the shout spreads as it travels as well as reflecting, which we will test later against the Kisumu hall and the open Nairobi grounds.</w:t>
             </w:r>
           </w:p>
         </w:tc>
@@ -1575,7 +1575,7 @@
                 <w:sz w:val="18"/>
                 <w:szCs w:val="18"/>
               </w:rPr>
-              <w:t xml:space="preserve">Diffraction and the Corner Puzzle: Why Sound Turns the Corner but Light Does Not</w:t>
+              <w:t xml:space="preserve">Interference of Waves: When Sound Waves Meet in the Kisumu Hall</w:t>
             </w:r>
           </w:p>
         </w:tc>
@@ -1607,7 +1607,7 @@
                 <w:sz w:val="18"/>
                 <w:szCs w:val="18"/>
               </w:rPr>
-              <w:t xml:space="preserve">We observed that a low tone (about 200 Hz) was heard more clearly than a high tone (about 1000 Hz) around the corner of the partition, while the torch beam did not reach us. We calculated that the matatu horn (400 Hz) has wavelength 0.85 m, the music ranges from 1.7 m (200 Hz) to 0.34 m (1000 Hz), and light has wavelength 5.0x10^-7 m, compared with the 4.0 m street opening.</w:t>
+              <w:t xml:space="preserve">In the ripple tank and in the PhET Sound simulation with two speakers at 340 Hz, we observed alternating regions of large movement or loud sound and regions of almost no movement or quiet sound. At path difference 1.0 m (lambda = 1.0 m) the sound was loud and at 0.5 m it was quiet.</w:t>
             </w:r>
           </w:p>
         </w:tc>
@@ -1639,7 +1639,7 @@
                 <w:sz w:val="18"/>
                 <w:szCs w:val="18"/>
               </w:rPr>
-              <w:t xml:space="preserve">We learned that diffraction is greatest when the wavelength is comparable to or bigger than the gap. For the horn, the ratio of wavelength to gap is 0.85/4.0 = 0.21, so the sound clearly bends, while for light the ratio is about 1.3x10^-7, so it hardly bends at all. Lower pitches (longer wavelengths) bend around the corner more than higher pitches.</w:t>
+              <w:t xml:space="preserve">Waves that meet add their displacements (superposition). Whole-wavelength path differences give constructive interference (loud) and half-wavelength path differences give destructive interference (quiet). Noise-cancelling headphones use a wave half a wavelength out of step with the noise.</w:t>
             </w:r>
           </w:p>
         </w:tc>
@@ -1671,7 +1671,7 @@
                 <w:sz w:val="18"/>
                 <w:szCs w:val="18"/>
               </w:rPr>
-              <w:t xml:space="preserve">Wanjiru and Otieno hear the matatu music around the building because the sound waves of wavelength 0.34 m to 1.7 m are comparable to the 4.0 m opening and diffract around the corner, while the torch beam, with wavelength 5.0x10^-7 m, hardly diffracts and is blocked by the wall. The pitch change and the fading radio signal are still open questions on our Driving Question Board.</w:t>
+              <w:t xml:space="preserve">In the Kisumu hall (site C) the far wall is 12 m away, the delay is 0.07 s (less than 0.1 s), so reflections overlap the voice and each other. They add in some places and cancel in others, and the many hard surfaces keep the sound lingering for about 1.2 s, so it is loud, muddy and drawn out. At Hell's Gate there is a single clean reflection after 0.50 s, so the echo is distinct.</w:t>
             </w:r>
           </w:p>
         </w:tc>
@@ -1724,7 +1724,7 @@
                 <w:sz w:val="18"/>
                 <w:szCs w:val="18"/>
               </w:rPr>
-              <w:t xml:space="preserve">Interference and the Fading Radio: Loud Spots, Quiet Spots and Weak FM Signal</w:t>
+              <w:t xml:space="preserve">Stationary Waves and Resonance: Nodes, Antinodes and the Pitch of the Nyatiti and Flute</w:t>
             </w:r>
           </w:p>
         </w:tc>
@@ -1756,7 +1756,7 @@
                 <w:sz w:val="18"/>
                 <w:szCs w:val="18"/>
               </w:rPr>
-              <w:t xml:space="preserve">In the ripple tank, two sources made bands of strong ripples and calm water. With two speakers playing 340 Hz we found loud and quiet spots in the room, and the quiet spots vanished when one speaker was covered.</w:t>
+              <w:t xml:space="preserve">We observed that a plucked or shaken string fixed at both ends (and an air column in a tube) forms steady patterns at particular frequencies only. In these patterns some points never move (nodes) and some swing the most (antinodes). The fundamental has 2 nodes (the ends) and 1 antinode; the second harmonic has 3 nodes and 2 antinodes. A shorter string or tube gave a higher pitch, and the air column became loud at a particular length (resonance).</w:t>
             </w:r>
           </w:p>
         </w:tc>
@@ -1788,7 +1788,7 @@
                 <w:sz w:val="18"/>
                 <w:szCs w:val="18"/>
               </w:rPr>
-              <w:t xml:space="preserve">Overlapping waves add together (superposition). When the path difference is nλ the waves reinforce (constructive interference, loud or strong). When it is (n+1/2)λ they cancel (destructive interference, quiet or weak). For 340 Hz, λ = 1.00 m, so a path difference of 1.00 m gives a loud spot and 0.50 m gives a quiet spot.</w:t>
+              <w:t xml:space="preserve">We learned that a stationary wave forms when a wave and its reflection travel in opposite directions and interfere: they add at antinodes and cancel at nodes. For the fundamental, wavelength = 2L, so f = v/2L. Pitch depends on frequency, and resonance happens when a driving frequency matches a natural frequency of the string or air column.</w:t>
             </w:r>
           </w:p>
         </w:tc>
@@ -1820,7 +1820,7 @@
                 <w:sz w:val="18"/>
                 <w:szCs w:val="18"/>
               </w:rPr>
-              <w:t xml:space="preserve">Near the Ngong Hills, the 100 MHz FM signal has λ = 3.0 m. The direct signal and the signal reflected from the hillside overlap and cancel at weak spots about 1.5 m apart, then reinforce between them. The radio fades and returns even though the station never changes.</w:t>
+              <w:t xml:space="preserve">We can explain that the nyatiti string 0.60 m long with wave speed 120 m/s has wavelength 1.20 m and fundamental f = 120/1.20 = 100 Hz, with a second harmonic of 200 Hz, and that a flute modelled as a 0.34 m open tube has wavelength 0.68 m and f = 340/0.68 = 500 Hz. Reflection at the ends plus interference gives stationary waves, and in an echo situation such as the Kisumu hall reflected sound can also build up at some frequencies, which adds to our model of why some places sound stronger than others.</w:t>
             </w:r>
           </w:p>
         </w:tc>
@@ -1873,7 +1873,7 @@
                 <w:sz w:val="18"/>
                 <w:szCs w:val="18"/>
               </w:rPr>
-              <w:t xml:space="preserve">Standing Waves and Musical Notes: Guitar Strings, Nodes and the Half-Wavelength Link</w:t>
+              <w:t xml:space="preserve">Doppler Effect: Why the Ambulance Siren Changes Pitch as It Passes</w:t>
             </w:r>
           </w:p>
         </w:tc>
@@ -1905,7 +1905,7 @@
                 <w:sz w:val="18"/>
                 <w:szCs w:val="18"/>
               </w:rPr>
-              <w:t xml:space="preserve">We observed that a slinky and a guitar string of length 0.65 m, when shaken or plucked, showed fixed points of no movement (nodes) and points of large movement (antinodes). The fundamental pattern had 2 nodes and 1 antinode; the second pattern had 3 nodes and 2 antinodes. A shorter string (0.325 m) and a tighter string gave a higher note.</w:t>
+              <w:t xml:space="preserve">We watched and acted out a moving sound source. The pitch of the ambulance siren sounded higher as it approached (744 Hz) and lower as it receded (661 Hz), although the siren emits 700 Hz.</w:t>
             </w:r>
           </w:p>
         </w:tc>
@@ -1937,7 +1937,7 @@
                 <w:sz w:val="18"/>
                 <w:szCs w:val="18"/>
               </w:rPr>
-              <w:t xml:space="preserve">We learned that a standing wave forms when a wave and its reflection travel in opposite directions and superpose. Adjacent nodes are λ/2 apart, and for the fundamental L = λ/2. With v = 143 m/s on a 0.65 m string, λ = 1.30 m and f = 110 Hz; the second harmonic is 220 Hz, and a 0.325 m string also gives 220 Hz. Length and tension set the note.</w:t>
+              <w:t xml:space="preserve">Relative motion of source and observer changes the observed frequency: waves bunch up ahead of a moving source (higher frequency) and stretch out behind it (lower frequency). The speed of sound stays 340 m/s and v = f x wavelength still holds. This is used in radar to measure speed and in astronomy to tell whether stars and galaxies are moving towards or away from us.</w:t>
             </w:r>
           </w:p>
         </w:tc>
@@ -1969,7 +1969,7 @@
                 <w:sz w:val="18"/>
                 <w:szCs w:val="18"/>
               </w:rPr>
-              <w:t xml:space="preserve">We explained that the weak FM spots near the Ngong Hills are about 1.5 m apart because the direct and reflected signals overlap, and the 100 MHz signal has wavelength 3.0 m, so weak spots are half a wavelength (1.5 m) apart, just as nodes on a string are λ/2 apart. This strengthens Part C of our model, while the pitch change of the matatu horn (Part B) still needs explaining.</w:t>
+              <w:t xml:space="preserve">At Hell's Gate and Ngong Hills the sound returns from a fixed cliff, so its pitch matches the shout and only the delay (0.50 s and 1.00 s) tells us the distance. If the source, observer or reflecting surface were moving, the returned sound would also change in frequency, which is how radar guns find the speed of a matatu. Doppler explains pitch change, not why the Kisumu hall is muddy or why the Nairobi grounds have no echo.</w:t>
             </w:r>
           </w:p>
         </w:tc>
@@ -2022,7 +2022,7 @@
                 <w:sz w:val="18"/>
                 <w:szCs w:val="18"/>
               </w:rPr>
-              <w:t xml:space="preserve">The Doppler Effect: Why the Matatu Horn Changes Pitch</w:t>
+              <w:t xml:space="preserve">Waves in Communication and Medicine: FM Radio and Ultrasound as Echo Applications</w:t>
             </w:r>
           </w:p>
         </w:tc>
@@ -2054,7 +2054,7 @@
                 <w:sz w:val="18"/>
                 <w:szCs w:val="18"/>
               </w:rPr>
-              <w:t xml:space="preserve">We observed that the pitch of a moving horn or siren sounds higher when the source moves toward us and lower when it moves away, and that the effect is bigger for faster sources, even though the source itself does not change (matatu horn 400 Hz heard as 418 Hz and 383 Hz; ambulance 700 Hz heard as 744 Hz and 661 Hz).</w:t>
+              <w:t xml:space="preserve">We observed that the 91.0 MHz FM carrier is a radio wave of wavelength 3.30 m travelling at 3.0 x 10^8 m/s, and that in FM the voice changes the frequency of the carrier while its amplitude stays constant. We observed that a 3.5 MHz ultrasound pulse in soft tissue (1540 m/s) has a wavelength of 0.44 mm and that an organ boundary 7.7 cm deep returns an echo after 100 microseconds.</w:t>
             </w:r>
           </w:p>
         </w:tc>
@@ -2086,7 +2086,7 @@
                 <w:sz w:val="18"/>
                 <w:szCs w:val="18"/>
               </w:rPr>
-              <w:t xml:space="preserve">We learned that the Doppler effect is the apparent change in frequency because of relative motion between source and observer: approaching f' = f v/(v - vs) and receding f' = f v/(v + vs), with v = 340 m/s for sound and wavelength and frequency linked by the wave equation v = fλ.</w:t>
+              <w:t xml:space="preserve">We learned that radio waves are electromagnetic waves that need no medium, that FM carries sound by changing the carrier frequency, and that ultrasound imaging uses reflected pulses and echo timing with d = vt/2 to locate tissue boundaries. We learned that the echo idea from Hell's Gate (0.50 s) and Ngong Hills (1.00 s) works at both large and tiny scales.</w:t>
             </w:r>
           </w:p>
         </w:tc>
@@ -2118,7 +2118,7 @@
                 <w:sz w:val="18"/>
                 <w:szCs w:val="18"/>
               </w:rPr>
-              <w:t xml:space="preserve">We explained that Baraka's horn stays at 400 Hz, but the moving matatu (15 m/s) compresses the waves ahead of it so Otieno hears 418 Hz, and stretches them behind it so Wanjiru hears 383 Hz, a drop of 35 Hz. This completes Part B of our class model; the corner puzzle (Part A) and the fading radio (Part C) have different causes.</w:t>
+              <w:t xml:space="preserve">We explain that the same wave ideas explain the phenomenon and the technologies: a wave travels, meets a boundary, reflects, and returns after a time equal to 2d/v, so the delay tells us the distance. In the radio, the frequency of the wave carries the information. This shows how wave properties are applied in day-to-day life, and we will use all these ideas in Lesson 12 to give the final explanation of the four echo sites.</w:t>
             </w:r>
           </w:p>
         </w:tc>
@@ -2171,7 +2171,7 @@
                 <w:sz w:val="18"/>
                 <w:szCs w:val="18"/>
               </w:rPr>
-              <w:t xml:space="preserve">Applications and Synthesis: FM, Ultrasound and the Final Explanation of the Matatu Phenomenon</w:t>
+              <w:t xml:space="preserve">Noise Pollution and the Final Model: Why Do Some Places Echo and Others Do Not?</w:t>
             </w:r>
           </w:p>
         </w:tc>
@@ -2203,7 +2203,7 @@
                 <w:sz w:val="18"/>
                 <w:szCs w:val="18"/>
               </w:rPr>
-              <w:t xml:space="preserve">We observed that music is heard around the building but the torch beam is blocked; the matatu horn sounds 418 Hz approaching and 383 Hz receding; the FM radio fades near the Ngong Hills about every 1.5 m; the FM carrier is 100 MHz and changes frequency with a 1 kHz tone (up to 75 kHz) while amplitude stays constant; ultrasound of 3.5 MHz in soft tissue at 1540 m/s has a wavelength of 0.44 mm and its echoes make an image.</w:t>
+              <w:t xml:space="preserve">We observed that noise levels range from 30 dB (whisper) to 95 dB (matatu with loud music), with 85 dB as the class safe limit for up to 8 hours. We also observed that hard materials such as painted concrete (85% reflected) and wooden board (60%) reflect sound strongly, while curtains (15%) and foam or grass (10%) reflect very little. At the four sites, we saw that Hell's Gate (0.50 s) and Ngong Hills (1.00 s) give clear echoes, the Kisumu hall (0.07 s) gives a loud muddy sound, and the Nairobi open grounds give no echo.</w:t>
             </w:r>
           </w:p>
         </w:tc>
@@ -2235,7 +2235,7 @@
                 <w:sz w:val="18"/>
                 <w:szCs w:val="18"/>
               </w:rPr>
-              <w:t xml:space="preserve">We learned that sound waves of wavelength 0.34 m to 1.7 m are comparable to the 4.0 m opening and diffract, while light of 5.0x10^-7 m hardly does; that the Doppler effect changes the frequency heard when a source moves; that interference of direct and reflected signals makes weak and strong spots; and that FM radio and ultrasound imaging apply frequency, wavelength, reflection and the wave equation v = fλ.</w:t>
+              <w:t xml:space="preserve">We learned that noise above safe limits can damage hearing and cause stress and poor concentration, and that absorbing materials and barriers reduce noise and reverberation. We learned that an echo needs a reflector at least 17 m away (delay of at least 0.1 s) and a surface that reflects enough energy, that d = vt/2 with v = 340 m/s, and that reverberation is overlapping reflections that merge and prolong the sound. We also learned how reflection, refraction, diffraction, interference, resonance and the Doppler effect all follow the same wave ideas.</w:t>
             </w:r>
           </w:p>
         </w:tc>
@@ -2267,7 +2267,7 @@
                 <w:sz w:val="18"/>
                 <w:szCs w:val="18"/>
               </w:rPr>
-              <w:t xml:space="preserve">The music is heard around the corner because sound diffracts around the 4.0 m opening (0.85 m wavelength, ratio 0.21) but light does not. The horn really stays at 400 Hz; it sounds 418 Hz approaching and 383 Hz receding because the moving matatu compresses waves ahead and stretches them behind (Doppler effect). The FM signal fades near the Ngong Hills because the direct and reflected 3.0 m waves interfere destructively about 1.5 m apart, while the station never changes.</w:t>
+              <w:t xml:space="preserve">Sound is a mechanical wave that leaves the shouting learner, reflects from a large hard smooth surface following the law of reflection (i = r from the normal) and returns after t = 2d/v. At Hell's Gate and Ngong Hills the surface is far away (more than 17 m) and hard, so a strong separate echo is heard. In the Kisumu hall the wall is only 12 m away (0.07 s) with many hard surfaces, so reflections overlap the voice, causing loud, muddy reverberation of about 1.2 s, which curtains and foam can reduce by absorbing energy. On the open Nairobi grounds the sound spreads out and is absorbed by grass, and the only big wall is 300 m away (1.76 s), so the returning sound is too faint to hear.</w:t>
             </w:r>
           </w:p>
         </w:tc>
@@ -2391,7 +2391,7 @@
         </w:rPr>
         <w:t xml:space="preserve">© 2026 SeaVuria and ARES. This work is licensed under a </w:t>
       </w:r>
-      <w:hyperlink w:history="1" r:id="rIdpaa0tfx8acdhsz2crbnci">
+      <w:hyperlink w:history="1" r:id="rId9cvhzgj-kkkuqr8kgvcu0">
         <w:r>
           <w:rPr>
             <w:rFonts w:ascii="Arial" w:cs="Arial" w:eastAsia="Arial" w:hAnsi="Arial"/>
@@ -2411,7 +2411,7 @@
         </w:rPr>
         <w:t xml:space="preserve"> (</w:t>
       </w:r>
-      <w:hyperlink w:history="1" r:id="rId9cgtw4tqeeu7apkbsjeq1">
+      <w:hyperlink w:history="1" r:id="rIdklknlguneecpydkuafqvo">
         <w:r>
           <w:rPr>
             <w:rFonts w:ascii="Arial" w:cs="Arial" w:eastAsia="Arial" w:hAnsi="Arial"/>
@@ -2431,7 +2431,7 @@
         </w:rPr>
         <w:t xml:space="preserve">). To view a copy of this license, visit </w:t>
       </w:r>
-      <w:hyperlink w:history="1" r:id="rId9fonqshryinyij_8y9e9n">
+      <w:hyperlink w:history="1" r:id="rIdmr8yzunl82yyawisphdj_">
         <w:r>
           <w:rPr>
             <w:rFonts w:ascii="Arial" w:cs="Arial" w:eastAsia="Arial" w:hAnsi="Arial"/>

--- a/data/outputs/v2/Physics/SS2.1_Properties_of_Waves/Physics_Properties_of_Waves_SummaryTable.docx
+++ b/data/outputs/v2/Physics/SS2.1_Properties_of_Waves/Physics_Properties_of_Waves_SummaryTable.docx
@@ -4,6 +4,7 @@
   <w:body>
     <w:p>
       <w:pPr>
+        <w:keepNext w:val="false"/>
         <w:spacing w:after="30" w:before="0"/>
         <w:jc w:val="center"/>
       </w:pPr>
@@ -23,6 +24,7 @@
     </w:p>
     <w:p>
       <w:pPr>
+        <w:keepNext w:val="false"/>
         <w:spacing w:after="60" w:before="0"/>
         <w:jc w:val="center"/>
       </w:pPr>
@@ -81,6 +83,7 @@
           </w:tcPr>
           <w:p>
             <w:pPr>
+              <w:keepNext w:val="false"/>
               <w:spacing w:after="40" w:before="0"/>
               <w:jc w:val="center"/>
             </w:pPr>
@@ -115,6 +118,7 @@
           </w:tcPr>
           <w:p>
             <w:pPr>
+              <w:keepNext w:val="false"/>
               <w:spacing w:after="40" w:before="0"/>
               <w:jc w:val="left"/>
             </w:pPr>
@@ -147,6 +151,7 @@
           </w:tcPr>
           <w:p>
             <w:pPr>
+              <w:keepNext w:val="false"/>
               <w:spacing w:after="40" w:before="0"/>
               <w:jc w:val="left"/>
             </w:pPr>
@@ -181,6 +186,7 @@
           </w:tcPr>
           <w:p>
             <w:pPr>
+              <w:keepNext w:val="false"/>
               <w:spacing w:after="40" w:before="0"/>
               <w:jc w:val="left"/>
             </w:pPr>
@@ -213,6 +219,7 @@
           </w:tcPr>
           <w:p>
             <w:pPr>
+              <w:keepNext w:val="false"/>
               <w:spacing w:after="40" w:before="0"/>
               <w:jc w:val="left"/>
             </w:pPr>
@@ -273,6 +280,7 @@
           </w:tcPr>
           <w:p>
             <w:pPr>
+              <w:keepNext w:val="false"/>
               <w:spacing w:after="40" w:before="0"/>
               <w:jc w:val="center"/>
             </w:pPr>
@@ -307,6 +315,7 @@
           </w:tcPr>
           <w:p>
             <w:pPr>
+              <w:keepNext w:val="false"/>
               <w:spacing w:after="40" w:before="0"/>
               <w:jc w:val="left"/>
             </w:pPr>
@@ -369,6 +378,7 @@
           </w:tcPr>
           <w:p>
             <w:pPr>
+              <w:keepNext w:val="false"/>
               <w:spacing w:after="40" w:before="0"/>
               <w:jc w:val="left"/>
             </w:pPr>
@@ -401,6 +411,7 @@
           </w:tcPr>
           <w:p>
             <w:pPr>
+              <w:keepNext w:val="false"/>
               <w:spacing w:after="40" w:before="0"/>
               <w:jc w:val="left"/>
             </w:pPr>
@@ -433,6 +444,7 @@
           </w:tcPr>
           <w:p>
             <w:pPr>
+              <w:keepNext w:val="false"/>
               <w:spacing w:after="40" w:before="0"/>
               <w:jc w:val="left"/>
             </w:pPr>
@@ -465,6 +477,7 @@
           </w:tcPr>
           <w:p>
             <w:pPr>
+              <w:keepNext w:val="false"/>
               <w:spacing w:after="40" w:before="0"/>
               <w:jc w:val="left"/>
             </w:pPr>
@@ -499,6 +512,7 @@
           </w:tcPr>
           <w:p>
             <w:pPr>
+              <w:keepNext w:val="false"/>
               <w:spacing w:after="40" w:before="0"/>
               <w:jc w:val="left"/>
             </w:pPr>
@@ -518,6 +532,7 @@
           </w:p>
           <w:p>
             <w:pPr>
+              <w:keepNext w:val="false"/>
               <w:spacing w:after="40" w:before="0"/>
               <w:jc w:val="left"/>
             </w:pPr>
@@ -550,6 +565,7 @@
           </w:tcPr>
           <w:p>
             <w:pPr>
+              <w:keepNext w:val="false"/>
               <w:spacing w:after="40" w:before="0"/>
               <w:jc w:val="left"/>
             </w:pPr>
@@ -582,6 +598,7 @@
           </w:tcPr>
           <w:p>
             <w:pPr>
+              <w:keepNext w:val="false"/>
               <w:spacing w:after="40" w:before="0"/>
               <w:jc w:val="left"/>
             </w:pPr>
@@ -614,6 +631,7 @@
           </w:tcPr>
           <w:p>
             <w:pPr>
+              <w:keepNext w:val="false"/>
               <w:spacing w:after="40" w:before="0"/>
               <w:jc w:val="left"/>
             </w:pPr>
@@ -648,6 +666,7 @@
           </w:tcPr>
           <w:p>
             <w:pPr>
+              <w:keepNext w:val="false"/>
               <w:spacing w:after="40" w:before="0"/>
               <w:jc w:val="left"/>
             </w:pPr>
@@ -667,6 +686,7 @@
           </w:p>
           <w:p>
             <w:pPr>
+              <w:keepNext w:val="false"/>
               <w:spacing w:after="40" w:before="0"/>
               <w:jc w:val="left"/>
             </w:pPr>
@@ -699,6 +719,7 @@
           </w:tcPr>
           <w:p>
             <w:pPr>
+              <w:keepNext w:val="false"/>
               <w:spacing w:after="40" w:before="0"/>
               <w:jc w:val="left"/>
             </w:pPr>
@@ -731,6 +752,7 @@
           </w:tcPr>
           <w:p>
             <w:pPr>
+              <w:keepNext w:val="false"/>
               <w:spacing w:after="40" w:before="0"/>
               <w:jc w:val="left"/>
             </w:pPr>
@@ -763,6 +785,7 @@
           </w:tcPr>
           <w:p>
             <w:pPr>
+              <w:keepNext w:val="false"/>
               <w:spacing w:after="40" w:before="0"/>
               <w:jc w:val="left"/>
             </w:pPr>
@@ -797,6 +820,7 @@
           </w:tcPr>
           <w:p>
             <w:pPr>
+              <w:keepNext w:val="false"/>
               <w:spacing w:after="40" w:before="0"/>
               <w:jc w:val="left"/>
             </w:pPr>
@@ -816,6 +840,7 @@
           </w:p>
           <w:p>
             <w:pPr>
+              <w:keepNext w:val="false"/>
               <w:spacing w:after="40" w:before="0"/>
               <w:jc w:val="left"/>
             </w:pPr>
@@ -848,6 +873,7 @@
           </w:tcPr>
           <w:p>
             <w:pPr>
+              <w:keepNext w:val="false"/>
               <w:spacing w:after="40" w:before="0"/>
               <w:jc w:val="left"/>
             </w:pPr>
@@ -880,6 +906,7 @@
           </w:tcPr>
           <w:p>
             <w:pPr>
+              <w:keepNext w:val="false"/>
               <w:spacing w:after="40" w:before="0"/>
               <w:jc w:val="left"/>
             </w:pPr>
@@ -912,6 +939,7 @@
           </w:tcPr>
           <w:p>
             <w:pPr>
+              <w:keepNext w:val="false"/>
               <w:spacing w:after="40" w:before="0"/>
               <w:jc w:val="left"/>
             </w:pPr>
@@ -946,6 +974,7 @@
           </w:tcPr>
           <w:p>
             <w:pPr>
+              <w:keepNext w:val="false"/>
               <w:spacing w:after="40" w:before="0"/>
               <w:jc w:val="left"/>
             </w:pPr>
@@ -965,6 +994,7 @@
           </w:p>
           <w:p>
             <w:pPr>
+              <w:keepNext w:val="false"/>
               <w:spacing w:after="40" w:before="0"/>
               <w:jc w:val="left"/>
             </w:pPr>
@@ -997,6 +1027,7 @@
           </w:tcPr>
           <w:p>
             <w:pPr>
+              <w:keepNext w:val="false"/>
               <w:spacing w:after="40" w:before="0"/>
               <w:jc w:val="left"/>
             </w:pPr>
@@ -1029,6 +1060,7 @@
           </w:tcPr>
           <w:p>
             <w:pPr>
+              <w:keepNext w:val="false"/>
               <w:spacing w:after="40" w:before="0"/>
               <w:jc w:val="left"/>
             </w:pPr>
@@ -1061,6 +1093,7 @@
           </w:tcPr>
           <w:p>
             <w:pPr>
+              <w:keepNext w:val="false"/>
               <w:spacing w:after="40" w:before="0"/>
               <w:jc w:val="left"/>
             </w:pPr>
@@ -1095,6 +1128,7 @@
           </w:tcPr>
           <w:p>
             <w:pPr>
+              <w:keepNext w:val="false"/>
               <w:spacing w:after="40" w:before="0"/>
               <w:jc w:val="left"/>
             </w:pPr>
@@ -1114,6 +1148,7 @@
           </w:p>
           <w:p>
             <w:pPr>
+              <w:keepNext w:val="false"/>
               <w:spacing w:after="40" w:before="0"/>
               <w:jc w:val="left"/>
             </w:pPr>
@@ -1146,6 +1181,7 @@
           </w:tcPr>
           <w:p>
             <w:pPr>
+              <w:keepNext w:val="false"/>
               <w:spacing w:after="40" w:before="0"/>
               <w:jc w:val="left"/>
             </w:pPr>
@@ -1178,6 +1214,7 @@
           </w:tcPr>
           <w:p>
             <w:pPr>
+              <w:keepNext w:val="false"/>
               <w:spacing w:after="40" w:before="0"/>
               <w:jc w:val="left"/>
             </w:pPr>
@@ -1210,6 +1247,7 @@
           </w:tcPr>
           <w:p>
             <w:pPr>
+              <w:keepNext w:val="false"/>
               <w:spacing w:after="40" w:before="0"/>
               <w:jc w:val="left"/>
             </w:pPr>
@@ -1244,6 +1282,7 @@
           </w:tcPr>
           <w:p>
             <w:pPr>
+              <w:keepNext w:val="false"/>
               <w:spacing w:after="40" w:before="0"/>
               <w:jc w:val="left"/>
             </w:pPr>
@@ -1263,6 +1302,7 @@
           </w:p>
           <w:p>
             <w:pPr>
+              <w:keepNext w:val="false"/>
               <w:spacing w:after="40" w:before="0"/>
               <w:jc w:val="left"/>
             </w:pPr>
@@ -1295,6 +1335,7 @@
           </w:tcPr>
           <w:p>
             <w:pPr>
+              <w:keepNext w:val="false"/>
               <w:spacing w:after="40" w:before="0"/>
               <w:jc w:val="left"/>
             </w:pPr>
@@ -1327,6 +1368,7 @@
           </w:tcPr>
           <w:p>
             <w:pPr>
+              <w:keepNext w:val="false"/>
               <w:spacing w:after="40" w:before="0"/>
               <w:jc w:val="left"/>
             </w:pPr>
@@ -1359,6 +1401,7 @@
           </w:tcPr>
           <w:p>
             <w:pPr>
+              <w:keepNext w:val="false"/>
               <w:spacing w:after="40" w:before="0"/>
               <w:jc w:val="left"/>
             </w:pPr>
@@ -1393,6 +1436,7 @@
           </w:tcPr>
           <w:p>
             <w:pPr>
+              <w:keepNext w:val="false"/>
               <w:spacing w:after="40" w:before="0"/>
               <w:jc w:val="left"/>
             </w:pPr>
@@ -1412,6 +1456,7 @@
           </w:p>
           <w:p>
             <w:pPr>
+              <w:keepNext w:val="false"/>
               <w:spacing w:after="40" w:before="0"/>
               <w:jc w:val="left"/>
             </w:pPr>
@@ -1444,6 +1489,7 @@
           </w:tcPr>
           <w:p>
             <w:pPr>
+              <w:keepNext w:val="false"/>
               <w:spacing w:after="40" w:before="0"/>
               <w:jc w:val="left"/>
             </w:pPr>
@@ -1476,6 +1522,7 @@
           </w:tcPr>
           <w:p>
             <w:pPr>
+              <w:keepNext w:val="false"/>
               <w:spacing w:after="40" w:before="0"/>
               <w:jc w:val="left"/>
             </w:pPr>
@@ -1508,6 +1555,7 @@
           </w:tcPr>
           <w:p>
             <w:pPr>
+              <w:keepNext w:val="false"/>
               <w:spacing w:after="40" w:before="0"/>
               <w:jc w:val="left"/>
             </w:pPr>
@@ -1542,6 +1590,7 @@
           </w:tcPr>
           <w:p>
             <w:pPr>
+              <w:keepNext w:val="false"/>
               <w:spacing w:after="40" w:before="0"/>
               <w:jc w:val="left"/>
             </w:pPr>
@@ -1561,6 +1610,7 @@
           </w:p>
           <w:p>
             <w:pPr>
+              <w:keepNext w:val="false"/>
               <w:spacing w:after="40" w:before="0"/>
               <w:jc w:val="left"/>
             </w:pPr>
@@ -1593,6 +1643,7 @@
           </w:tcPr>
           <w:p>
             <w:pPr>
+              <w:keepNext w:val="false"/>
               <w:spacing w:after="40" w:before="0"/>
               <w:jc w:val="left"/>
             </w:pPr>
@@ -1625,6 +1676,7 @@
           </w:tcPr>
           <w:p>
             <w:pPr>
+              <w:keepNext w:val="false"/>
               <w:spacing w:after="40" w:before="0"/>
               <w:jc w:val="left"/>
             </w:pPr>
@@ -1657,6 +1709,7 @@
           </w:tcPr>
           <w:p>
             <w:pPr>
+              <w:keepNext w:val="false"/>
               <w:spacing w:after="40" w:before="0"/>
               <w:jc w:val="left"/>
             </w:pPr>
@@ -1691,6 +1744,7 @@
           </w:tcPr>
           <w:p>
             <w:pPr>
+              <w:keepNext w:val="false"/>
               <w:spacing w:after="40" w:before="0"/>
               <w:jc w:val="left"/>
             </w:pPr>
@@ -1710,6 +1764,7 @@
           </w:p>
           <w:p>
             <w:pPr>
+              <w:keepNext w:val="false"/>
               <w:spacing w:after="40" w:before="0"/>
               <w:jc w:val="left"/>
             </w:pPr>
@@ -1742,6 +1797,7 @@
           </w:tcPr>
           <w:p>
             <w:pPr>
+              <w:keepNext w:val="false"/>
               <w:spacing w:after="40" w:before="0"/>
               <w:jc w:val="left"/>
             </w:pPr>
@@ -1774,6 +1830,7 @@
           </w:tcPr>
           <w:p>
             <w:pPr>
+              <w:keepNext w:val="false"/>
               <w:spacing w:after="40" w:before="0"/>
               <w:jc w:val="left"/>
             </w:pPr>
@@ -1806,6 +1863,7 @@
           </w:tcPr>
           <w:p>
             <w:pPr>
+              <w:keepNext w:val="false"/>
               <w:spacing w:after="40" w:before="0"/>
               <w:jc w:val="left"/>
             </w:pPr>
@@ -1840,6 +1898,7 @@
           </w:tcPr>
           <w:p>
             <w:pPr>
+              <w:keepNext w:val="false"/>
               <w:spacing w:after="40" w:before="0"/>
               <w:jc w:val="left"/>
             </w:pPr>
@@ -1859,6 +1918,7 @@
           </w:p>
           <w:p>
             <w:pPr>
+              <w:keepNext w:val="false"/>
               <w:spacing w:after="40" w:before="0"/>
               <w:jc w:val="left"/>
             </w:pPr>
@@ -1891,6 +1951,7 @@
           </w:tcPr>
           <w:p>
             <w:pPr>
+              <w:keepNext w:val="false"/>
               <w:spacing w:after="40" w:before="0"/>
               <w:jc w:val="left"/>
             </w:pPr>
@@ -1923,6 +1984,7 @@
           </w:tcPr>
           <w:p>
             <w:pPr>
+              <w:keepNext w:val="false"/>
               <w:spacing w:after="40" w:before="0"/>
               <w:jc w:val="left"/>
             </w:pPr>
@@ -1955,6 +2017,7 @@
           </w:tcPr>
           <w:p>
             <w:pPr>
+              <w:keepNext w:val="false"/>
               <w:spacing w:after="40" w:before="0"/>
               <w:jc w:val="left"/>
             </w:pPr>
@@ -1989,6 +2052,7 @@
           </w:tcPr>
           <w:p>
             <w:pPr>
+              <w:keepNext w:val="false"/>
               <w:spacing w:after="40" w:before="0"/>
               <w:jc w:val="left"/>
             </w:pPr>
@@ -2008,6 +2072,7 @@
           </w:p>
           <w:p>
             <w:pPr>
+              <w:keepNext w:val="false"/>
               <w:spacing w:after="40" w:before="0"/>
               <w:jc w:val="left"/>
             </w:pPr>
@@ -2040,6 +2105,7 @@
           </w:tcPr>
           <w:p>
             <w:pPr>
+              <w:keepNext w:val="false"/>
               <w:spacing w:after="40" w:before="0"/>
               <w:jc w:val="left"/>
             </w:pPr>
@@ -2072,6 +2138,7 @@
           </w:tcPr>
           <w:p>
             <w:pPr>
+              <w:keepNext w:val="false"/>
               <w:spacing w:after="40" w:before="0"/>
               <w:jc w:val="left"/>
             </w:pPr>
@@ -2104,6 +2171,7 @@
           </w:tcPr>
           <w:p>
             <w:pPr>
+              <w:keepNext w:val="false"/>
               <w:spacing w:after="40" w:before="0"/>
               <w:jc w:val="left"/>
             </w:pPr>
@@ -2138,6 +2206,7 @@
           </w:tcPr>
           <w:p>
             <w:pPr>
+              <w:keepNext w:val="false"/>
               <w:spacing w:after="40" w:before="0"/>
               <w:jc w:val="left"/>
             </w:pPr>
@@ -2157,6 +2226,7 @@
           </w:p>
           <w:p>
             <w:pPr>
+              <w:keepNext w:val="false"/>
               <w:spacing w:after="40" w:before="0"/>
               <w:jc w:val="left"/>
             </w:pPr>
@@ -2189,6 +2259,7 @@
           </w:tcPr>
           <w:p>
             <w:pPr>
+              <w:keepNext w:val="false"/>
               <w:spacing w:after="40" w:before="0"/>
               <w:jc w:val="left"/>
             </w:pPr>
@@ -2221,6 +2292,7 @@
           </w:tcPr>
           <w:p>
             <w:pPr>
+              <w:keepNext w:val="false"/>
               <w:spacing w:after="40" w:before="0"/>
               <w:jc w:val="left"/>
             </w:pPr>
@@ -2253,6 +2325,7 @@
           </w:tcPr>
           <w:p>
             <w:pPr>
+              <w:keepNext w:val="false"/>
               <w:spacing w:after="40" w:before="0"/>
               <w:jc w:val="left"/>
             </w:pPr>
@@ -2391,7 +2464,7 @@
         </w:rPr>
         <w:t xml:space="preserve">© 2026 SeaVuria and ARES. This work is licensed under a </w:t>
       </w:r>
-      <w:hyperlink w:history="1" r:id="rId9cvhzgj-kkkuqr8kgvcu0">
+      <w:hyperlink w:history="1" r:id="rIdy1kmyiw52esj7lyr9ftuu">
         <w:r>
           <w:rPr>
             <w:rFonts w:ascii="Arial" w:cs="Arial" w:eastAsia="Arial" w:hAnsi="Arial"/>
@@ -2411,7 +2484,7 @@
         </w:rPr>
         <w:t xml:space="preserve"> (</w:t>
       </w:r>
-      <w:hyperlink w:history="1" r:id="rIdklknlguneecpydkuafqvo">
+      <w:hyperlink w:history="1" r:id="rIdfsqnxzejo7tz_ujkwp7yg">
         <w:r>
           <w:rPr>
             <w:rFonts w:ascii="Arial" w:cs="Arial" w:eastAsia="Arial" w:hAnsi="Arial"/>
@@ -2431,7 +2504,7 @@
         </w:rPr>
         <w:t xml:space="preserve">). To view a copy of this license, visit </w:t>
       </w:r>
-      <w:hyperlink w:history="1" r:id="rIdmr8yzunl82yyawisphdj_">
+      <w:hyperlink w:history="1" r:id="rIdxtovvsda8kdbd1rsq4qk4">
         <w:r>
           <w:rPr>
             <w:rFonts w:ascii="Arial" w:cs="Arial" w:eastAsia="Arial" w:hAnsi="Arial"/>

--- a/data/outputs/v2/Physics/SS2.1_Properties_of_Waves/Physics_Properties_of_Waves_SummaryTable.docx
+++ b/data/outputs/v2/Physics/SS2.1_Properties_of_Waves/Physics_Properties_of_Waves_SummaryTable.docx
@@ -2464,7 +2464,7 @@
         </w:rPr>
         <w:t xml:space="preserve">© 2026 SeaVuria and ARES. This work is licensed under a </w:t>
       </w:r>
-      <w:hyperlink w:history="1" r:id="rIdy1kmyiw52esj7lyr9ftuu">
+      <w:hyperlink w:history="1" r:id="rIdfjxoyvprej9u66fqrcwnf">
         <w:r>
           <w:rPr>
             <w:rFonts w:ascii="Arial" w:cs="Arial" w:eastAsia="Arial" w:hAnsi="Arial"/>
@@ -2484,7 +2484,7 @@
         </w:rPr>
         <w:t xml:space="preserve"> (</w:t>
       </w:r>
-      <w:hyperlink w:history="1" r:id="rIdfsqnxzejo7tz_ujkwp7yg">
+      <w:hyperlink w:history="1" r:id="rIdgf4tpxvuxrijwdjjyb1q3">
         <w:r>
           <w:rPr>
             <w:rFonts w:ascii="Arial" w:cs="Arial" w:eastAsia="Arial" w:hAnsi="Arial"/>
@@ -2504,7 +2504,7 @@
         </w:rPr>
         <w:t xml:space="preserve">). To view a copy of this license, visit </w:t>
       </w:r>
-      <w:hyperlink w:history="1" r:id="rIdxtovvsda8kdbd1rsq4qk4">
+      <w:hyperlink w:history="1" r:id="rIdwebv_sxy5cp7dlorrtxjf">
         <w:r>
           <w:rPr>
             <w:rFonts w:ascii="Arial" w:cs="Arial" w:eastAsia="Arial" w:hAnsi="Arial"/>
